--- a/experiments/report_machine/office/output/辽宁成大/20260729_辽宁成大_midday.docx
+++ b/experiments/report_machine/office/output/辽宁成大/20260729_辽宁成大_midday.docx
@@ -2,14 +2,6 @@
 <file path=word/document.xml><?xml version="1.0" encoding="utf-8"?>
 <w:document xmlns:wpc="http://schemas.microsoft.com/office/word/2010/wordprocessingCanvas" xmlns:mo="http://schemas.microsoft.com/office/mac/office/2008/main" xmlns:mc="http://schemas.openxmlformats.org/markup-compatibility/2006" xmlns:mv="urn:schemas-microsoft-com:mac:vml" xmlns:o="urn:schemas-microsoft-com:office:office" xmlns:r="http://schemas.openxmlformats.org/officeDocument/2006/relationships" xmlns:m="http://schemas.openxmlformats.org/officeDocument/2006/math" xmlns:v="urn:schemas-microsoft-com:vml" xmlns:wp14="http://schemas.microsoft.com/office/word/2010/wordprocessingDrawing" xmlns:wp="http://schemas.openxmlformats.org/drawingml/2006/wordprocessingDrawing" xmlns:w10="urn:schemas-microsoft-com:office:word" xmlns:w="http://schemas.openxmlformats.org/wordprocessingml/2006/main" xmlns:w14="http://schemas.microsoft.com/office/word/2010/wordml" xmlns:wpg="http://schemas.microsoft.com/office/word/2010/wordprocessingGroup" xmlns:wpi="http://schemas.microsoft.com/office/word/2010/wordprocessingInk" xmlns:wne="http://schemas.microsoft.com/office/word/2006/wordml" xmlns:wps="http://schemas.microsoft.com/office/word/2010/wordprocessingShape" mc:Ignorable="w14 wp14">
   <w:body>
-    <w:p>
-      <w:pPr>
-        <w:spacing w:before="240" w:after="240"/>
-        <w:pBdr>
-          <w:bottom w:val="single" w:sz="4" w:space="1" w:color="D0D7DE"/>
-        </w:pBdr>
-      </w:pPr>
-    </w:p>
     <w:p>
       <w:pPr>
         <w:spacing w:before="480" w:after="80" w:line="288" w:lineRule="auto"/>
@@ -26,6 +18,24 @@
         </w:rPr>
         <w:t>辽宁成大（600739.SH）午间分析报告</w:t>
       </w:r>
+    </w:p>
+    <w:p>
+      <w:r>
+        <w:rPr>
+          <w:rFonts w:ascii="Microsoft YaHei" w:hAnsi="Microsoft YaHei"/>
+          <w:b/>
+          <w:color w:val="1A1A1A"/>
+        </w:rPr>
+        <w:t>数据截止：2026年7月29日 11:30</w:t>
+      </w:r>
+    </w:p>
+    <w:p>
+      <w:pPr>
+        <w:spacing w:before="240" w:after="240"/>
+        <w:pBdr>
+          <w:bottom w:val="single" w:sz="4" w:space="1" w:color="D0D7DE"/>
+        </w:pBdr>
+      </w:pPr>
     </w:p>
     <w:p>
       <w:pPr>
@@ -49,7 +59,7 @@
         <w:rPr>
           <w:rFonts w:ascii="Microsoft YaHei" w:hAnsi="Microsoft YaHei"/>
         </w:rPr>
-        <w:t xml:space="preserve">今日全市场情绪回暖，三大指数探底回升全部翻红。沪深京三市上涨个股近 </w:t>
+        <w:t>今日A股市场整体情绪高涨，三大指数探底回升悉数翻红，沪深京三市上涨个股近</w:t>
       </w:r>
       <w:r>
         <w:rPr>
@@ -57,13 +67,13 @@
           <w:b/>
           <w:color w:val="1A1A1A"/>
         </w:rPr>
-        <w:t>4000 只</w:t>
+        <w:t>4000只</w:t>
       </w:r>
       <w:r>
         <w:rPr>
           <w:rFonts w:ascii="Microsoft YaHei" w:hAnsi="Microsoft YaHei"/>
         </w:rPr>
-        <w:t xml:space="preserve">，上涨占比 </w:t>
+        <w:t>，上涨占比达</w:t>
       </w:r>
       <w:r>
         <w:rPr>
@@ -71,13 +81,13 @@
           <w:b/>
           <w:color w:val="1A1A1A"/>
         </w:rPr>
-        <w:t>79%</w:t>
+        <w:t>83%</w:t>
       </w:r>
       <w:r>
         <w:rPr>
           <w:rFonts w:ascii="Microsoft YaHei" w:hAnsi="Microsoft YaHei"/>
         </w:rPr>
-        <w:t xml:space="preserve">，市场人气评分 </w:t>
+        <w:t>。市场赚钱效应为</w:t>
       </w:r>
       <w:r>
         <w:rPr>
@@ -85,13 +95,13 @@
           <w:b/>
           <w:color w:val="1A1A1A"/>
         </w:rPr>
-        <w:t>56（高）</w:t>
+        <w:t>51%</w:t>
       </w:r>
       <w:r>
         <w:rPr>
           <w:rFonts w:ascii="Microsoft YaHei" w:hAnsi="Microsoft YaHei"/>
         </w:rPr>
-        <w:t xml:space="preserve">。成交额放大至 </w:t>
+        <w:t>，人气评分</w:t>
       </w:r>
       <w:r>
         <w:rPr>
@@ -99,21 +109,13 @@
           <w:b/>
           <w:color w:val="1A1A1A"/>
         </w:rPr>
-        <w:t>1.46 万亿</w:t>
+        <w:t>68（高）</w:t>
       </w:r>
       <w:r>
         <w:rPr>
           <w:rFonts w:ascii="Microsoft YaHei" w:hAnsi="Microsoft YaHei"/>
         </w:rPr>
-        <w:t>（较前日+1549亿），整体量价齐升，赚钱效应为 46%。涨停梯队方面，一板 50 只（晋级率 7%），三板 3 只（晋级率 33%），高度板 1 只，短线情绪处于修复阶段。</w:t>
-      </w:r>
-    </w:p>
-    <w:p>
-      <w:r>
-        <w:rPr>
-          <w:rFonts w:ascii="Microsoft YaHei" w:hAnsi="Microsoft YaHei"/>
-        </w:rPr>
-        <w:t>板块层面，</w:t>
+        <w:t>。成交量方面，全市场成交额达</w:t>
       </w:r>
       <w:r>
         <w:rPr>
@@ -121,13 +123,13 @@
           <w:b/>
           <w:color w:val="1A1A1A"/>
         </w:rPr>
-        <w:t>商业零售</w:t>
+        <w:t>2.06万亿</w:t>
       </w:r>
       <w:r>
         <w:rPr>
           <w:rFonts w:ascii="Microsoft YaHei" w:hAnsi="Microsoft YaHei"/>
         </w:rPr>
-        <w:t xml:space="preserve"> 板块受上海"十五五"国际消费中心城市建设的政策催化，涨幅 </w:t>
+        <w:t>，较前日放量</w:t>
       </w:r>
       <w:r>
         <w:rPr>
@@ -135,13 +137,69 @@
           <w:b/>
           <w:color w:val="1A1A1A"/>
         </w:rPr>
-        <w:t>+2.27%</w:t>
+        <w:t>2960亿</w:t>
       </w:r>
       <w:r>
         <w:rPr>
           <w:rFonts w:ascii="Microsoft YaHei" w:hAnsi="Microsoft YaHei"/>
         </w:rPr>
-        <w:t>，领涨个股包括东百集团、国光连锁等。辽宁成大多年来深耕商贸零售领域，当日直接受益于该板块热度，涨幅显著跑赢板块均值。</w:t>
+        <w:t>，量价齐升格局明确。涨停梯队方面，一板</w:t>
+      </w:r>
+      <w:r>
+        <w:rPr>
+          <w:rFonts w:ascii="Microsoft YaHei" w:hAnsi="Microsoft YaHei"/>
+          <w:b/>
+          <w:color w:val="1A1A1A"/>
+        </w:rPr>
+        <w:t>66只</w:t>
+      </w:r>
+      <w:r>
+        <w:rPr>
+          <w:rFonts w:ascii="Microsoft YaHei" w:hAnsi="Microsoft YaHei"/>
+        </w:rPr>
+        <w:t>（晋级率9%）、二板</w:t>
+      </w:r>
+      <w:r>
+        <w:rPr>
+          <w:rFonts w:ascii="Microsoft YaHei" w:hAnsi="Microsoft YaHei"/>
+          <w:b/>
+          <w:color w:val="1A1A1A"/>
+        </w:rPr>
+        <w:t>4只</w:t>
+      </w:r>
+      <w:r>
+        <w:rPr>
+          <w:rFonts w:ascii="Microsoft YaHei" w:hAnsi="Microsoft YaHei"/>
+        </w:rPr>
+        <w:t>（晋级率31%）、三板</w:t>
+      </w:r>
+      <w:r>
+        <w:rPr>
+          <w:rFonts w:ascii="Microsoft YaHei" w:hAnsi="Microsoft YaHei"/>
+          <w:b/>
+          <w:color w:val="1A1A1A"/>
+        </w:rPr>
+        <w:t>4只</w:t>
+      </w:r>
+      <w:r>
+        <w:rPr>
+          <w:rFonts w:ascii="Microsoft YaHei" w:hAnsi="Microsoft YaHei"/>
+        </w:rPr>
+        <w:t>（晋级率33%），高度板</w:t>
+      </w:r>
+      <w:r>
+        <w:rPr>
+          <w:rFonts w:ascii="Microsoft YaHei" w:hAnsi="Microsoft YaHei"/>
+          <w:b/>
+          <w:color w:val="1A1A1A"/>
+        </w:rPr>
+        <w:t>1只</w:t>
+      </w:r>
+      <w:r>
+        <w:rPr>
+          <w:rFonts w:ascii="Microsoft YaHei" w:hAnsi="Microsoft YaHei"/>
+        </w:rPr>
+        <w:t>，短线情绪活跃。</w:t>
       </w:r>
     </w:p>
     <w:p>
@@ -167,6 +225,70 @@
           <w:sz w:val="28"/>
         </w:rPr>
         <w:t>个股分析</w:t>
+      </w:r>
+    </w:p>
+    <w:p>
+      <w:r>
+        <w:rPr>
+          <w:rFonts w:ascii="Microsoft YaHei" w:hAnsi="Microsoft YaHei"/>
+        </w:rPr>
+        <w:t>辽宁成大今日大幅高开，开盘价</w:t>
+      </w:r>
+      <w:r>
+        <w:rPr>
+          <w:rFonts w:ascii="Microsoft YaHei" w:hAnsi="Microsoft YaHei"/>
+          <w:b/>
+          <w:color w:val="1A1A1A"/>
+        </w:rPr>
+        <w:t>10.60元</w:t>
+      </w:r>
+      <w:r>
+        <w:rPr>
+          <w:rFonts w:ascii="Microsoft YaHei" w:hAnsi="Microsoft YaHei"/>
+        </w:rPr>
+        <w:t>，盘中一路震荡走高，最高触及</w:t>
+      </w:r>
+      <w:r>
+        <w:rPr>
+          <w:rFonts w:ascii="Microsoft YaHei" w:hAnsi="Microsoft YaHei"/>
+          <w:b/>
+          <w:color w:val="1A1A1A"/>
+        </w:rPr>
+        <w:t>11.15元</w:t>
+      </w:r>
+      <w:r>
+        <w:rPr>
+          <w:rFonts w:ascii="Microsoft YaHei" w:hAnsi="Microsoft YaHei"/>
+        </w:rPr>
+        <w:t>，午间收盘报</w:t>
+      </w:r>
+      <w:r>
+        <w:rPr>
+          <w:rFonts w:ascii="Microsoft YaHei" w:hAnsi="Microsoft YaHei"/>
+          <w:b/>
+          <w:color w:val="1A1A1A"/>
+        </w:rPr>
+        <w:t>11.00元</w:t>
+      </w:r>
+      <w:r>
+        <w:rPr>
+          <w:rFonts w:ascii="Microsoft YaHei" w:hAnsi="Microsoft YaHei"/>
+        </w:rPr>
+        <w:t>，涨幅</w:t>
+      </w:r>
+      <w:r>
+        <w:rPr>
+          <w:rFonts w:ascii="Microsoft YaHei" w:hAnsi="Microsoft YaHei"/>
+          <w:b/>
+          <w:color w:val="1A1A1A"/>
+        </w:rPr>
+        <w:t>+4.36%</w:t>
+      </w:r>
+      <w:r>
+        <w:rPr>
+          <w:rFonts w:ascii="Microsoft YaHei" w:hAnsi="Microsoft YaHei"/>
+        </w:rPr>
+        <w:t>，表现显著强于大盘。</w:t>
       </w:r>
     </w:p>
     <w:tbl>
@@ -240,7 +362,7 @@
                 <w:rFonts w:ascii="Microsoft YaHei" w:hAnsi="Microsoft YaHei"/>
                 <w:sz w:val="18"/>
               </w:rPr>
-              <w:t>收盘价（午间）</w:t>
+              <w:t>当前价</w:t>
             </w:r>
           </w:p>
         </w:tc>
@@ -260,7 +382,7 @@
                 <w:color w:val="1A1A1A"/>
                 <w:sz w:val="18"/>
               </w:rPr>
-              <w:t>11.00 元</w:t>
+              <w:t>11.00元</w:t>
             </w:r>
           </w:p>
         </w:tc>
@@ -281,7 +403,7 @@
                 <w:rFonts w:ascii="Microsoft YaHei" w:hAnsi="Microsoft YaHei"/>
                 <w:sz w:val="18"/>
               </w:rPr>
-              <w:t>昨收</w:t>
+              <w:t>涨跌幅</w:t>
             </w:r>
           </w:p>
         </w:tc>
@@ -289,44 +411,6 @@
           <w:tcPr>
             <w:tcW w:type="dxa" w:w="4533"/>
             <w:shd w:fill="F8F9FA" w:val="clear"/>
-          </w:tcPr>
-          <w:p>
-            <w:pPr>
-              <w:spacing w:before="40" w:after="40" w:line="288" w:lineRule="auto"/>
-            </w:pPr>
-            <w:r/>
-            <w:r>
-              <w:rPr>
-                <w:rFonts w:ascii="Microsoft YaHei" w:hAnsi="Microsoft YaHei"/>
-                <w:sz w:val="18"/>
-              </w:rPr>
-              <w:t>10.54 元</w:t>
-            </w:r>
-          </w:p>
-        </w:tc>
-      </w:tr>
-      <w:tr>
-        <w:tc>
-          <w:tcPr>
-            <w:tcW w:type="dxa" w:w="4533"/>
-          </w:tcPr>
-          <w:p>
-            <w:pPr>
-              <w:spacing w:before="40" w:after="40" w:line="288" w:lineRule="auto"/>
-            </w:pPr>
-            <w:r/>
-            <w:r>
-              <w:rPr>
-                <w:rFonts w:ascii="Microsoft YaHei" w:hAnsi="Microsoft YaHei"/>
-                <w:sz w:val="18"/>
-              </w:rPr>
-              <w:t>涨跌幅</w:t>
-            </w:r>
-          </w:p>
-        </w:tc>
-        <w:tc>
-          <w:tcPr>
-            <w:tcW w:type="dxa" w:w="4533"/>
           </w:tcPr>
           <w:p>
             <w:pPr>
@@ -349,7 +433,6 @@
         <w:tc>
           <w:tcPr>
             <w:tcW w:type="dxa" w:w="4533"/>
-            <w:shd w:fill="F8F9FA" w:val="clear"/>
           </w:tcPr>
           <w:p>
             <w:pPr>
@@ -361,46 +444,7 @@
                 <w:rFonts w:ascii="Microsoft YaHei" w:hAnsi="Microsoft YaHei"/>
                 <w:sz w:val="18"/>
               </w:rPr>
-              <w:t>开盘 / 最高 / 最低</w:t>
-            </w:r>
-          </w:p>
-        </w:tc>
-        <w:tc>
-          <w:tcPr>
-            <w:tcW w:type="dxa" w:w="4533"/>
-            <w:shd w:fill="F8F9FA" w:val="clear"/>
-          </w:tcPr>
-          <w:p>
-            <w:pPr>
-              <w:spacing w:before="40" w:after="40" w:line="288" w:lineRule="auto"/>
-            </w:pPr>
-            <w:r/>
-            <w:r>
-              <w:rPr>
-                <w:rFonts w:ascii="Microsoft YaHei" w:hAnsi="Microsoft YaHei"/>
-                <w:sz w:val="18"/>
-              </w:rPr>
-              <w:t>10.60 / 11.15 / 10.60</w:t>
-            </w:r>
-          </w:p>
-        </w:tc>
-      </w:tr>
-      <w:tr>
-        <w:tc>
-          <w:tcPr>
-            <w:tcW w:type="dxa" w:w="4533"/>
-          </w:tcPr>
-          <w:p>
-            <w:pPr>
-              <w:spacing w:before="40" w:after="40" w:line="288" w:lineRule="auto"/>
-            </w:pPr>
-            <w:r/>
-            <w:r>
-              <w:rPr>
-                <w:rFonts w:ascii="Microsoft YaHei" w:hAnsi="Microsoft YaHei"/>
-                <w:sz w:val="18"/>
-              </w:rPr>
-              <w:t>成交额</w:t>
+              <w:t>成交量</w:t>
             </w:r>
           </w:p>
         </w:tc>
@@ -420,7 +464,7 @@
                 <w:color w:val="1A1A1A"/>
                 <w:sz w:val="18"/>
               </w:rPr>
-              <w:t>32,426 万元</w:t>
+              <w:t>297,399手</w:t>
             </w:r>
           </w:p>
         </w:tc>
@@ -441,6 +485,47 @@
                 <w:rFonts w:ascii="Microsoft YaHei" w:hAnsi="Microsoft YaHei"/>
                 <w:sz w:val="18"/>
               </w:rPr>
+              <w:t>成交额</w:t>
+            </w:r>
+          </w:p>
+        </w:tc>
+        <w:tc>
+          <w:tcPr>
+            <w:tcW w:type="dxa" w:w="4533"/>
+            <w:shd w:fill="F8F9FA" w:val="clear"/>
+          </w:tcPr>
+          <w:p>
+            <w:pPr>
+              <w:spacing w:before="40" w:after="40" w:line="288" w:lineRule="auto"/>
+            </w:pPr>
+            <w:r/>
+            <w:r>
+              <w:rPr>
+                <w:rFonts w:ascii="Microsoft YaHei" w:hAnsi="Microsoft YaHei"/>
+                <w:b/>
+                <w:color w:val="1A1A1A"/>
+                <w:sz w:val="18"/>
+              </w:rPr>
+              <w:t>32,426万元</w:t>
+            </w:r>
+          </w:p>
+        </w:tc>
+      </w:tr>
+      <w:tr>
+        <w:tc>
+          <w:tcPr>
+            <w:tcW w:type="dxa" w:w="4533"/>
+          </w:tcPr>
+          <w:p>
+            <w:pPr>
+              <w:spacing w:before="40" w:after="40" w:line="288" w:lineRule="auto"/>
+            </w:pPr>
+            <w:r/>
+            <w:r>
+              <w:rPr>
+                <w:rFonts w:ascii="Microsoft YaHei" w:hAnsi="Microsoft YaHei"/>
+                <w:sz w:val="18"/>
+              </w:rPr>
               <w:t>换手率</w:t>
             </w:r>
           </w:p>
@@ -448,7 +533,6 @@
         <w:tc>
           <w:tcPr>
             <w:tcW w:type="dxa" w:w="4533"/>
-            <w:shd w:fill="F8F9FA" w:val="clear"/>
           </w:tcPr>
           <w:p>
             <w:pPr>
@@ -471,6 +555,7 @@
         <w:tc>
           <w:tcPr>
             <w:tcW w:type="dxa" w:w="4533"/>
+            <w:shd w:fill="F8F9FA" w:val="clear"/>
           </w:tcPr>
           <w:p>
             <w:pPr>
@@ -489,6 +574,7 @@
         <w:tc>
           <w:tcPr>
             <w:tcW w:type="dxa" w:w="4533"/>
+            <w:shd w:fill="F8F9FA" w:val="clear"/>
           </w:tcPr>
           <w:p>
             <w:pPr>
@@ -511,7 +597,6 @@
         <w:tc>
           <w:tcPr>
             <w:tcW w:type="dxa" w:w="4533"/>
-            <w:shd w:fill="F8F9FA" w:val="clear"/>
           </w:tcPr>
           <w:p>
             <w:pPr>
@@ -530,6 +615,28 @@
         <w:tc>
           <w:tcPr>
             <w:tcW w:type="dxa" w:w="4533"/>
+          </w:tcPr>
+          <w:p>
+            <w:pPr>
+              <w:spacing w:before="40" w:after="40" w:line="288" w:lineRule="auto"/>
+            </w:pPr>
+            <w:r/>
+            <w:r>
+              <w:rPr>
+                <w:rFonts w:ascii="Microsoft YaHei" w:hAnsi="Microsoft YaHei"/>
+                <w:b/>
+                <w:color w:val="1A1A1A"/>
+                <w:sz w:val="18"/>
+              </w:rPr>
+              <w:t>1.35</w:t>
+            </w:r>
+          </w:p>
+        </w:tc>
+      </w:tr>
+      <w:tr>
+        <w:tc>
+          <w:tcPr>
+            <w:tcW w:type="dxa" w:w="4533"/>
             <w:shd w:fill="F8F9FA" w:val="clear"/>
           </w:tcPr>
           <w:p>
@@ -542,7 +649,28 @@
                 <w:rFonts w:ascii="Microsoft YaHei" w:hAnsi="Microsoft YaHei"/>
                 <w:sz w:val="18"/>
               </w:rPr>
-              <w:t>1.35</w:t>
+              <w:t>均价</w:t>
+            </w:r>
+          </w:p>
+        </w:tc>
+        <w:tc>
+          <w:tcPr>
+            <w:tcW w:type="dxa" w:w="4533"/>
+            <w:shd w:fill="F8F9FA" w:val="clear"/>
+          </w:tcPr>
+          <w:p>
+            <w:pPr>
+              <w:spacing w:before="40" w:after="40" w:line="288" w:lineRule="auto"/>
+            </w:pPr>
+            <w:r/>
+            <w:r>
+              <w:rPr>
+                <w:rFonts w:ascii="Microsoft YaHei" w:hAnsi="Microsoft YaHei"/>
+                <w:b/>
+                <w:color w:val="1A1A1A"/>
+                <w:sz w:val="18"/>
+              </w:rPr>
+              <w:t>10.90元</w:t>
             </w:r>
           </w:p>
         </w:tc>
@@ -582,7 +710,7 @@
                 <w:color w:val="1A1A1A"/>
                 <w:sz w:val="18"/>
               </w:rPr>
-              <w:t>7.6 倍</w:t>
+              <w:t>7.6倍</w:t>
             </w:r>
           </w:p>
         </w:tc>
@@ -624,7 +752,7 @@
                 <w:color w:val="1A1A1A"/>
                 <w:sz w:val="18"/>
               </w:rPr>
-              <w:t>0.57 倍</w:t>
+              <w:t>0.57倍</w:t>
             </w:r>
           </w:p>
         </w:tc>
@@ -644,7 +772,7 @@
                 <w:rFonts w:ascii="Microsoft YaHei" w:hAnsi="Microsoft YaHei"/>
                 <w:sz w:val="18"/>
               </w:rPr>
-              <w:t>总市值</w:t>
+              <w:t>总市值/流通市值</w:t>
             </w:r>
           </w:p>
         </w:tc>
@@ -660,9 +788,11 @@
             <w:r>
               <w:rPr>
                 <w:rFonts w:ascii="Microsoft YaHei" w:hAnsi="Microsoft YaHei"/>
+                <w:b/>
+                <w:color w:val="1A1A1A"/>
                 <w:sz w:val="18"/>
               </w:rPr>
-              <w:t>167.45 亿元</w:t>
+              <w:t>167.45亿元</w:t>
             </w:r>
           </w:p>
         </w:tc>
@@ -676,13 +806,13 @@
           <w:b/>
           <w:color w:val="1A1A1A"/>
         </w:rPr>
-        <w:t>价位表现</w:t>
+        <w:t>量价分析</w:t>
       </w:r>
       <w:r>
         <w:rPr>
           <w:rFonts w:ascii="Microsoft YaHei" w:hAnsi="Microsoft YaHei"/>
         </w:rPr>
-        <w:t xml:space="preserve">：今日以 </w:t>
+        <w:t>：今日半日换手率</w:t>
       </w:r>
       <w:r>
         <w:rPr>
@@ -690,13 +820,13 @@
           <w:b/>
           <w:color w:val="1A1A1A"/>
         </w:rPr>
-        <w:t>10.60 元</w:t>
+        <w:t>1.95%</w:t>
       </w:r>
       <w:r>
         <w:rPr>
           <w:rFonts w:ascii="Microsoft YaHei" w:hAnsi="Microsoft YaHei"/>
         </w:rPr>
-        <w:t xml:space="preserve"> 高开，盘中快速拉升至 </w:t>
+        <w:t>，较上一交易日全日换手率</w:t>
       </w:r>
       <w:r>
         <w:rPr>
@@ -704,13 +834,13 @@
           <w:b/>
           <w:color w:val="1A1A1A"/>
         </w:rPr>
-        <w:t>11.15 元</w:t>
+        <w:t>1.008%</w:t>
       </w:r>
       <w:r>
         <w:rPr>
           <w:rFonts w:ascii="Microsoft YaHei" w:hAnsi="Microsoft YaHei"/>
         </w:rPr>
-        <w:t xml:space="preserve"> 触及日内高点，随后小幅回落至 11.00 元附近整理，午间收于 </w:t>
+        <w:t>放大</w:t>
       </w:r>
       <w:r>
         <w:rPr>
@@ -718,13 +848,13 @@
           <w:b/>
           <w:color w:val="1A1A1A"/>
         </w:rPr>
-        <w:t>11.00 元</w:t>
+        <w:t>1.93倍</w:t>
       </w:r>
       <w:r>
         <w:rPr>
           <w:rFonts w:ascii="Microsoft YaHei" w:hAnsi="Microsoft YaHei"/>
         </w:rPr>
-        <w:t xml:space="preserve">，涨幅 </w:t>
+        <w:t>，属于明显的</w:t>
       </w:r>
       <w:r>
         <w:rPr>
@@ -732,85 +862,13 @@
           <w:b/>
           <w:color w:val="1A1A1A"/>
         </w:rPr>
-        <w:t>+4.36%</w:t>
+        <w:t>放量上涨</w:t>
       </w:r>
       <w:r>
         <w:rPr>
           <w:rFonts w:ascii="Microsoft YaHei" w:hAnsi="Microsoft YaHei"/>
         </w:rPr>
-        <w:t xml:space="preserve">。全天振幅 </w:t>
-      </w:r>
-      <w:r>
-        <w:rPr>
-          <w:rFonts w:ascii="Microsoft YaHei" w:hAnsi="Microsoft YaHei"/>
-          <w:b/>
-          <w:color w:val="1A1A1A"/>
-        </w:rPr>
-        <w:t>5.22%</w:t>
-      </w:r>
-      <w:r>
-        <w:rPr>
-          <w:rFonts w:ascii="Microsoft YaHei" w:hAnsi="Microsoft YaHei"/>
-        </w:rPr>
-        <w:t>，买一 11.00 元 / 卖一 11.01 元，价差仅 1 分钱，说明多空在 11 元整数关口博弈激烈。</w:t>
-      </w:r>
-    </w:p>
-    <w:p>
-      <w:r>
-        <w:rPr>
-          <w:rFonts w:ascii="Microsoft YaHei" w:hAnsi="Microsoft YaHei"/>
-          <w:b/>
-          <w:color w:val="1A1A1A"/>
-        </w:rPr>
-        <w:t>量能结构</w:t>
-      </w:r>
-      <w:r>
-        <w:rPr>
-          <w:rFonts w:ascii="Microsoft YaHei" w:hAnsi="Microsoft YaHei"/>
-        </w:rPr>
-        <w:t xml:space="preserve">：外盘 </w:t>
-      </w:r>
-      <w:r>
-        <w:rPr>
-          <w:rFonts w:ascii="Microsoft YaHei" w:hAnsi="Microsoft YaHei"/>
-          <w:b/>
-          <w:color w:val="1A1A1A"/>
-        </w:rPr>
-        <w:t>173,723 手</w:t>
-      </w:r>
-      <w:r>
-        <w:rPr>
-          <w:rFonts w:ascii="Microsoft YaHei" w:hAnsi="Microsoft YaHei"/>
-        </w:rPr>
-        <w:t xml:space="preserve">，内盘 </w:t>
-      </w:r>
-      <w:r>
-        <w:rPr>
-          <w:rFonts w:ascii="Microsoft YaHei" w:hAnsi="Microsoft YaHei"/>
-          <w:b/>
-          <w:color w:val="1A1A1A"/>
-        </w:rPr>
-        <w:t>123,676 手</w:t>
-      </w:r>
-      <w:r>
-        <w:rPr>
-          <w:rFonts w:ascii="Microsoft YaHei" w:hAnsi="Microsoft YaHei"/>
-        </w:rPr>
-        <w:t xml:space="preserve">，外盘/内盘比值约 </w:t>
-      </w:r>
-      <w:r>
-        <w:rPr>
-          <w:rFonts w:ascii="Microsoft YaHei" w:hAnsi="Microsoft YaHei"/>
-          <w:b/>
-          <w:color w:val="1A1A1A"/>
-        </w:rPr>
-        <w:t>1.40</w:t>
-      </w:r>
-      <w:r>
-        <w:rPr>
-          <w:rFonts w:ascii="Microsoft YaHei" w:hAnsi="Microsoft YaHei"/>
-        </w:rPr>
-        <w:t xml:space="preserve">，主动买盘显著强于主动卖盘。成交额 3.24 亿元，量比 </w:t>
+        <w:t>形态。量比</w:t>
       </w:r>
       <w:r>
         <w:rPr>
@@ -824,7 +882,35 @@
         <w:rPr>
           <w:rFonts w:ascii="Microsoft YaHei" w:hAnsi="Microsoft YaHei"/>
         </w:rPr>
-        <w:t>，属于放量上涨态势。</w:t>
+        <w:t>说明今日交投活跃度显著高于近期均值。外盘</w:t>
+      </w:r>
+      <w:r>
+        <w:rPr>
+          <w:rFonts w:ascii="Microsoft YaHei" w:hAnsi="Microsoft YaHei"/>
+          <w:b/>
+          <w:color w:val="1A1A1A"/>
+        </w:rPr>
+        <w:t>173,723手</w:t>
+      </w:r>
+      <w:r>
+        <w:rPr>
+          <w:rFonts w:ascii="Microsoft YaHei" w:hAnsi="Microsoft YaHei"/>
+        </w:rPr>
+        <w:t>（占比58.4%）远超内盘</w:t>
+      </w:r>
+      <w:r>
+        <w:rPr>
+          <w:rFonts w:ascii="Microsoft YaHei" w:hAnsi="Microsoft YaHei"/>
+          <w:b/>
+          <w:color w:val="1A1A1A"/>
+        </w:rPr>
+        <w:t>123,676手</w:t>
+      </w:r>
+      <w:r>
+        <w:rPr>
+          <w:rFonts w:ascii="Microsoft YaHei" w:hAnsi="Microsoft YaHei"/>
+        </w:rPr>
+        <w:t>（占比41.6%），主动买盘优势明显。</w:t>
       </w:r>
     </w:p>
     <w:p>
@@ -834,13 +920,13 @@
           <w:b/>
           <w:color w:val="1A1A1A"/>
         </w:rPr>
-        <w:t>估值水平</w:t>
+        <w:t>估值分析</w:t>
       </w:r>
       <w:r>
         <w:rPr>
           <w:rFonts w:ascii="Microsoft YaHei" w:hAnsi="Microsoft YaHei"/>
         </w:rPr>
-        <w:t xml:space="preserve">：动态市盈率仅 </w:t>
+        <w:t>：动态市盈率仅</w:t>
       </w:r>
       <w:r>
         <w:rPr>
@@ -848,13 +934,13 @@
           <w:b/>
           <w:color w:val="1A1A1A"/>
         </w:rPr>
-        <w:t>7.6 倍</w:t>
+        <w:t>7.6倍</w:t>
       </w:r>
       <w:r>
         <w:rPr>
           <w:rFonts w:ascii="Microsoft YaHei" w:hAnsi="Microsoft YaHei"/>
         </w:rPr>
-        <w:t xml:space="preserve">，市净率 </w:t>
+        <w:t>，市净率</w:t>
       </w:r>
       <w:r>
         <w:rPr>
@@ -862,13 +948,13 @@
           <w:b/>
           <w:color w:val="1A1A1A"/>
         </w:rPr>
-        <w:t>0.57 倍</w:t>
+        <w:t>0.57倍</w:t>
       </w:r>
       <w:r>
         <w:rPr>
           <w:rFonts w:ascii="Microsoft YaHei" w:hAnsi="Microsoft YaHei"/>
         </w:rPr>
-        <w:t>，处于历史较低估值区间。PB 破净状态叠加相对较低的换手率，说明该股此前长期处于市场关注盲区，今日放量上涨有估值修复特征。</w:t>
+        <w:t>，均处于历史低位区间，叠加半日放量上攻，估值修复逻辑正在兑现。</w:t>
       </w:r>
     </w:p>
     <w:p>
@@ -907,273 +993,15 @@
           <w:color w:val="333333"/>
           <w:sz w:val="24"/>
         </w:rPr>
-        <w:t>今日逐分钟资金流向（截至午间）</w:t>
+        <w:t>今日盘中资金流向</w:t>
       </w:r>
     </w:p>
-    <w:tbl>
-      <w:tblPr>
-        <w:tblStyle w:val="TableGrid"/>
-        <w:tblW w:type="auto" w:w="0"/>
-        <w:jc w:val="center"/>
-        <w:tblLayout w:type="autofit"/>
-        <w:tblLook w:firstColumn="1" w:firstRow="1" w:lastColumn="0" w:lastRow="0" w:noHBand="0" w:noVBand="1" w:val="04A0"/>
-      </w:tblPr>
-      <w:tblGrid>
-        <w:gridCol w:w="4533"/>
-        <w:gridCol w:w="4533"/>
-      </w:tblGrid>
-      <w:tr>
-        <w:tc>
-          <w:tcPr>
-            <w:tcW w:type="dxa" w:w="4533"/>
-            <w:shd w:fill="F6F8FA" w:val="clear"/>
-          </w:tcPr>
-          <w:p>
-            <w:pPr>
-              <w:spacing w:before="40" w:after="40" w:line="288" w:lineRule="auto"/>
-            </w:pPr>
-            <w:r/>
-            <w:r>
-              <w:rPr>
-                <w:rFonts w:ascii="Microsoft YaHei" w:hAnsi="Microsoft YaHei"/>
-                <w:b/>
-                <w:color w:val="1A1A1A"/>
-                <w:sz w:val="18"/>
-              </w:rPr>
-              <w:t>指标</w:t>
-            </w:r>
-          </w:p>
-        </w:tc>
-        <w:tc>
-          <w:tcPr>
-            <w:tcW w:type="dxa" w:w="4533"/>
-            <w:shd w:fill="F6F8FA" w:val="clear"/>
-          </w:tcPr>
-          <w:p>
-            <w:pPr>
-              <w:spacing w:before="40" w:after="40" w:line="288" w:lineRule="auto"/>
-            </w:pPr>
-            <w:r/>
-            <w:r>
-              <w:rPr>
-                <w:rFonts w:ascii="Microsoft YaHei" w:hAnsi="Microsoft YaHei"/>
-                <w:b/>
-                <w:color w:val="1A1A1A"/>
-                <w:sz w:val="18"/>
-              </w:rPr>
-              <w:t>数值</w:t>
-            </w:r>
-          </w:p>
-        </w:tc>
-      </w:tr>
-      <w:tr>
-        <w:tc>
-          <w:tcPr>
-            <w:tcW w:type="dxa" w:w="4533"/>
-          </w:tcPr>
-          <w:p>
-            <w:pPr>
-              <w:spacing w:before="40" w:after="40" w:line="288" w:lineRule="auto"/>
-            </w:pPr>
-            <w:r/>
-            <w:r>
-              <w:rPr>
-                <w:rFonts w:ascii="Microsoft YaHei" w:hAnsi="Microsoft YaHei"/>
-                <w:sz w:val="18"/>
-              </w:rPr>
-              <w:t>净流向</w:t>
-            </w:r>
-          </w:p>
-        </w:tc>
-        <w:tc>
-          <w:tcPr>
-            <w:tcW w:type="dxa" w:w="4533"/>
-          </w:tcPr>
-          <w:p>
-            <w:pPr>
-              <w:spacing w:before="40" w:after="40" w:line="288" w:lineRule="auto"/>
-            </w:pPr>
-            <w:r/>
-            <w:r>
-              <w:rPr>
-                <w:rFonts w:ascii="Microsoft YaHei" w:hAnsi="Microsoft YaHei"/>
-                <w:b/>
-                <w:color w:val="1A1A1A"/>
-                <w:sz w:val="18"/>
-              </w:rPr>
-              <w:t>净流入 3,486.25 万元</w:t>
-            </w:r>
-          </w:p>
-        </w:tc>
-      </w:tr>
-      <w:tr>
-        <w:tc>
-          <w:tcPr>
-            <w:tcW w:type="dxa" w:w="4533"/>
-            <w:shd w:fill="F8F9FA" w:val="clear"/>
-          </w:tcPr>
-          <w:p>
-            <w:pPr>
-              <w:spacing w:before="40" w:after="40" w:line="288" w:lineRule="auto"/>
-            </w:pPr>
-            <w:r/>
-            <w:r>
-              <w:rPr>
-                <w:rFonts w:ascii="Microsoft YaHei" w:hAnsi="Microsoft YaHei"/>
-                <w:sz w:val="18"/>
-              </w:rPr>
-              <w:t>资金流入分钟数</w:t>
-            </w:r>
-          </w:p>
-        </w:tc>
-        <w:tc>
-          <w:tcPr>
-            <w:tcW w:type="dxa" w:w="4533"/>
-            <w:shd w:fill="F8F9FA" w:val="clear"/>
-          </w:tcPr>
-          <w:p>
-            <w:pPr>
-              <w:spacing w:before="40" w:after="40" w:line="288" w:lineRule="auto"/>
-            </w:pPr>
-            <w:r/>
-            <w:r>
-              <w:rPr>
-                <w:rFonts w:ascii="Microsoft YaHei" w:hAnsi="Microsoft YaHei"/>
-                <w:b/>
-                <w:color w:val="1A1A1A"/>
-                <w:sz w:val="18"/>
-              </w:rPr>
-              <w:t>73 分钟</w:t>
-            </w:r>
-          </w:p>
-        </w:tc>
-      </w:tr>
-      <w:tr>
-        <w:tc>
-          <w:tcPr>
-            <w:tcW w:type="dxa" w:w="4533"/>
-          </w:tcPr>
-          <w:p>
-            <w:pPr>
-              <w:spacing w:before="40" w:after="40" w:line="288" w:lineRule="auto"/>
-            </w:pPr>
-            <w:r/>
-            <w:r>
-              <w:rPr>
-                <w:rFonts w:ascii="Microsoft YaHei" w:hAnsi="Microsoft YaHei"/>
-                <w:sz w:val="18"/>
-              </w:rPr>
-              <w:t>资金流出分钟数</w:t>
-            </w:r>
-          </w:p>
-        </w:tc>
-        <w:tc>
-          <w:tcPr>
-            <w:tcW w:type="dxa" w:w="4533"/>
-          </w:tcPr>
-          <w:p>
-            <w:pPr>
-              <w:spacing w:before="40" w:after="40" w:line="288" w:lineRule="auto"/>
-            </w:pPr>
-            <w:r/>
-            <w:r>
-              <w:rPr>
-                <w:rFonts w:ascii="Microsoft YaHei" w:hAnsi="Microsoft YaHei"/>
-                <w:sz w:val="18"/>
-              </w:rPr>
-              <w:t>40 分钟</w:t>
-            </w:r>
-          </w:p>
-        </w:tc>
-      </w:tr>
-      <w:tr>
-        <w:tc>
-          <w:tcPr>
-            <w:tcW w:type="dxa" w:w="4533"/>
-            <w:shd w:fill="F8F9FA" w:val="clear"/>
-          </w:tcPr>
-          <w:p>
-            <w:pPr>
-              <w:spacing w:before="40" w:after="40" w:line="288" w:lineRule="auto"/>
-            </w:pPr>
-            <w:r/>
-            <w:r>
-              <w:rPr>
-                <w:rFonts w:ascii="Microsoft YaHei" w:hAnsi="Microsoft YaHei"/>
-                <w:sz w:val="18"/>
-              </w:rPr>
-              <w:t>最大单分钟流入</w:t>
-            </w:r>
-          </w:p>
-        </w:tc>
-        <w:tc>
-          <w:tcPr>
-            <w:tcW w:type="dxa" w:w="4533"/>
-            <w:shd w:fill="F8F9FA" w:val="clear"/>
-          </w:tcPr>
-          <w:p>
-            <w:pPr>
-              <w:spacing w:before="40" w:after="40" w:line="288" w:lineRule="auto"/>
-            </w:pPr>
-            <w:r/>
-            <w:r>
-              <w:rPr>
-                <w:rFonts w:ascii="Microsoft YaHei" w:hAnsi="Microsoft YaHei"/>
-                <w:b/>
-                <w:color w:val="1A1A1A"/>
-                <w:sz w:val="18"/>
-              </w:rPr>
-              <w:t>654.4 万元</w:t>
-            </w:r>
-          </w:p>
-        </w:tc>
-      </w:tr>
-      <w:tr>
-        <w:tc>
-          <w:tcPr>
-            <w:tcW w:type="dxa" w:w="4533"/>
-          </w:tcPr>
-          <w:p>
-            <w:pPr>
-              <w:spacing w:before="40" w:after="40" w:line="288" w:lineRule="auto"/>
-            </w:pPr>
-            <w:r/>
-            <w:r>
-              <w:rPr>
-                <w:rFonts w:ascii="Microsoft YaHei" w:hAnsi="Microsoft YaHei"/>
-                <w:sz w:val="18"/>
-              </w:rPr>
-              <w:t>最大单分钟流出</w:t>
-            </w:r>
-          </w:p>
-        </w:tc>
-        <w:tc>
-          <w:tcPr>
-            <w:tcW w:type="dxa" w:w="4533"/>
-          </w:tcPr>
-          <w:p>
-            <w:pPr>
-              <w:spacing w:before="40" w:after="40" w:line="288" w:lineRule="auto"/>
-            </w:pPr>
-            <w:r/>
-            <w:r>
-              <w:rPr>
-                <w:rFonts w:ascii="Microsoft YaHei" w:hAnsi="Microsoft YaHei"/>
-                <w:sz w:val="18"/>
-              </w:rPr>
-              <w:t>74.0 万元</w:t>
-            </w:r>
-          </w:p>
-        </w:tc>
-      </w:tr>
-    </w:tbl>
-    <w:p/>
     <w:p>
       <w:r>
         <w:rPr>
           <w:rFonts w:ascii="Microsoft YaHei" w:hAnsi="Microsoft YaHei"/>
         </w:rPr>
-        <w:t xml:space="preserve">资金面呈现 </w:t>
+        <w:t>截至午间收盘，辽宁成大累计净流入</w:t>
       </w:r>
       <w:r>
         <w:rPr>
@@ -1181,13 +1009,13 @@
           <w:b/>
           <w:color w:val="1A1A1A"/>
         </w:rPr>
-        <w:t>压倒性净流入</w:t>
+        <w:t>6,299.99万元</w:t>
       </w:r>
       <w:r>
         <w:rPr>
           <w:rFonts w:ascii="Microsoft YaHei" w:hAnsi="Microsoft YaHei"/>
         </w:rPr>
-        <w:t xml:space="preserve"> 格局。流入时长占比约 </w:t>
+        <w:t>。在统计的</w:t>
       </w:r>
       <w:r>
         <w:rPr>
@@ -1195,13 +1023,13 @@
           <w:b/>
           <w:color w:val="1A1A1A"/>
         </w:rPr>
-        <w:t>65%</w:t>
+        <w:t>207分钟</w:t>
       </w:r>
       <w:r>
         <w:rPr>
           <w:rFonts w:ascii="Microsoft YaHei" w:hAnsi="Microsoft YaHei"/>
         </w:rPr>
-        <w:t xml:space="preserve">，且最大单分钟流入（654.4万）是最大单分钟流出（74.0万）的 </w:t>
+        <w:t>中，资金流入达</w:t>
       </w:r>
       <w:r>
         <w:rPr>
@@ -1209,13 +1037,69 @@
           <w:b/>
           <w:color w:val="1A1A1A"/>
         </w:rPr>
-        <w:t>8.8 倍</w:t>
+        <w:t>143分钟</w:t>
       </w:r>
       <w:r>
         <w:rPr>
           <w:rFonts w:ascii="Microsoft YaHei" w:hAnsi="Microsoft YaHei"/>
         </w:rPr>
-        <w:t>，说明资金买入意愿坚决，盘中未见主力逢高派发的迹象。</w:t>
+        <w:t>，流出仅</w:t>
+      </w:r>
+      <w:r>
+        <w:rPr>
+          <w:rFonts w:ascii="Microsoft YaHei" w:hAnsi="Microsoft YaHei"/>
+          <w:b/>
+          <w:color w:val="1A1A1A"/>
+        </w:rPr>
+        <w:t>63分钟</w:t>
+      </w:r>
+      <w:r>
+        <w:rPr>
+          <w:rFonts w:ascii="Microsoft YaHei" w:hAnsi="Microsoft YaHei"/>
+        </w:rPr>
+        <w:t>，流入时间占比高达</w:t>
+      </w:r>
+      <w:r>
+        <w:rPr>
+          <w:rFonts w:ascii="Microsoft YaHei" w:hAnsi="Microsoft YaHei"/>
+          <w:b/>
+          <w:color w:val="1A1A1A"/>
+        </w:rPr>
+        <w:t>69%</w:t>
+      </w:r>
+      <w:r>
+        <w:rPr>
+          <w:rFonts w:ascii="Microsoft YaHei" w:hAnsi="Microsoft YaHei"/>
+        </w:rPr>
+        <w:t>。最大单分钟流入</w:t>
+      </w:r>
+      <w:r>
+        <w:rPr>
+          <w:rFonts w:ascii="Microsoft YaHei" w:hAnsi="Microsoft YaHei"/>
+          <w:b/>
+          <w:color w:val="1A1A1A"/>
+        </w:rPr>
+        <w:t>654.4万元</w:t>
+      </w:r>
+      <w:r>
+        <w:rPr>
+          <w:rFonts w:ascii="Microsoft YaHei" w:hAnsi="Microsoft YaHei"/>
+        </w:rPr>
+        <w:t>，而最大单分钟流出仅</w:t>
+      </w:r>
+      <w:r>
+        <w:rPr>
+          <w:rFonts w:ascii="Microsoft YaHei" w:hAnsi="Microsoft YaHei"/>
+          <w:b/>
+          <w:color w:val="1A1A1A"/>
+        </w:rPr>
+        <w:t>95.0万元</w:t>
+      </w:r>
+      <w:r>
+        <w:rPr>
+          <w:rFonts w:ascii="Microsoft YaHei" w:hAnsi="Microsoft YaHei"/>
+        </w:rPr>
+        <w:t>，多头资金主导格局十分清晰。</w:t>
       </w:r>
     </w:p>
     <w:p>
@@ -1229,7 +1113,7 @@
           <w:color w:val="333333"/>
           <w:sz w:val="24"/>
         </w:rPr>
-        <w:t>上一交易日资金细分（元）</w:t>
+        <w:t>上一交易日资金细分</w:t>
       </w:r>
     </w:p>
     <w:tbl>
@@ -1264,7 +1148,7 @@
                 <w:color w:val="1A1A1A"/>
                 <w:sz w:val="18"/>
               </w:rPr>
-              <w:t>类型</w:t>
+              <w:t>资金类型</w:t>
             </w:r>
           </w:p>
         </w:tc>
@@ -1285,7 +1169,7 @@
                 <w:color w:val="1A1A1A"/>
                 <w:sz w:val="18"/>
               </w:rPr>
-              <w:t>净额</w:t>
+              <w:t>净额（元）</w:t>
             </w:r>
           </w:p>
         </w:tc>
@@ -1306,7 +1190,7 @@
                 <w:color w:val="1A1A1A"/>
                 <w:sz w:val="18"/>
               </w:rPr>
-              <w:t>买入额</w:t>
+              <w:t>买入（元）</w:t>
             </w:r>
           </w:p>
         </w:tc>
@@ -1327,7 +1211,7 @@
                 <w:color w:val="1A1A1A"/>
                 <w:sz w:val="18"/>
               </w:rPr>
-              <w:t>卖出额</w:t>
+              <w:t>卖出（元）</w:t>
             </w:r>
           </w:p>
         </w:tc>
@@ -1347,7 +1231,7 @@
                 <w:rFonts w:ascii="Microsoft YaHei" w:hAnsi="Microsoft YaHei"/>
                 <w:sz w:val="18"/>
               </w:rPr>
-              <w:t>大单</w:t>
+              <w:t>大单净额</w:t>
             </w:r>
           </w:p>
         </w:tc>
@@ -1367,7 +1251,7 @@
                 <w:color w:val="1A1A1A"/>
                 <w:sz w:val="18"/>
               </w:rPr>
-              <w:t>+1,329 万</w:t>
+              <w:t>+24,224,911</w:t>
             </w:r>
           </w:p>
         </w:tc>
@@ -1385,7 +1269,7 @@
                 <w:rFonts w:ascii="Microsoft YaHei" w:hAnsi="Microsoft YaHei"/>
                 <w:sz w:val="18"/>
               </w:rPr>
-              <w:t>1,757 万</w:t>
+              <w:t>30,940,850</w:t>
             </w:r>
           </w:p>
         </w:tc>
@@ -1403,7 +1287,7 @@
                 <w:rFonts w:ascii="Microsoft YaHei" w:hAnsi="Microsoft YaHei"/>
                 <w:sz w:val="18"/>
               </w:rPr>
-              <w:t>427 万</w:t>
+              <w:t>6,715,939</w:t>
             </w:r>
           </w:p>
         </w:tc>
@@ -1424,7 +1308,7 @@
                 <w:rFonts w:ascii="Microsoft YaHei" w:hAnsi="Microsoft YaHei"/>
                 <w:sz w:val="18"/>
               </w:rPr>
-              <w:t>中单</w:t>
+              <w:t>中单净额</w:t>
             </w:r>
           </w:p>
         </w:tc>
@@ -1445,7 +1329,7 @@
                 <w:color w:val="1A1A1A"/>
                 <w:sz w:val="18"/>
               </w:rPr>
-              <w:t>+1,535 万</w:t>
+              <w:t>+23,119,285</w:t>
             </w:r>
           </w:p>
         </w:tc>
@@ -1464,7 +1348,7 @@
                 <w:rFonts w:ascii="Microsoft YaHei" w:hAnsi="Microsoft YaHei"/>
                 <w:sz w:val="18"/>
               </w:rPr>
-              <w:t>3,556 万</w:t>
+              <w:t>57,424,242</w:t>
             </w:r>
           </w:p>
         </w:tc>
@@ -1483,7 +1367,7 @@
                 <w:rFonts w:ascii="Microsoft YaHei" w:hAnsi="Microsoft YaHei"/>
                 <w:sz w:val="18"/>
               </w:rPr>
-              <w:t>2,021 万</w:t>
+              <w:t>34,304,957</w:t>
             </w:r>
           </w:p>
         </w:tc>
@@ -1503,7 +1387,7 @@
                 <w:rFonts w:ascii="Microsoft YaHei" w:hAnsi="Microsoft YaHei"/>
                 <w:sz w:val="18"/>
               </w:rPr>
-              <w:t>小单</w:t>
+              <w:t>小单净额</w:t>
             </w:r>
           </w:p>
         </w:tc>
@@ -1523,7 +1407,7 @@
                 <w:color w:val="1A1A1A"/>
                 <w:sz w:val="18"/>
               </w:rPr>
-              <w:t>+622 万</w:t>
+              <w:t>+16,245,365</w:t>
             </w:r>
           </w:p>
         </w:tc>
@@ -1541,7 +1425,7 @@
                 <w:rFonts w:ascii="Microsoft YaHei" w:hAnsi="Microsoft YaHei"/>
                 <w:sz w:val="18"/>
               </w:rPr>
-              <w:t>1,198 万</w:t>
+              <w:t>25,468,387</w:t>
             </w:r>
           </w:p>
         </w:tc>
@@ -1559,7 +1443,7 @@
                 <w:rFonts w:ascii="Microsoft YaHei" w:hAnsi="Microsoft YaHei"/>
                 <w:sz w:val="18"/>
               </w:rPr>
-              <w:t>576 万</w:t>
+              <w:t>9,223,022</w:t>
             </w:r>
           </w:p>
         </w:tc>
@@ -1603,7 +1487,7 @@
                 <w:color w:val="1A1A1A"/>
                 <w:sz w:val="18"/>
               </w:rPr>
-              <w:t>+3,486 万</w:t>
+              <w:t>+63,589,561</w:t>
             </w:r>
           </w:p>
         </w:tc>
@@ -1653,7 +1537,7 @@
         <w:rPr>
           <w:rFonts w:ascii="Microsoft YaHei" w:hAnsi="Microsoft YaHei"/>
         </w:rPr>
-        <w:t xml:space="preserve">上一交易日各资金层级已呈现 </w:t>
+        <w:t>昨日大单、中单、小单全线净流入，合计净流入</w:t>
       </w:r>
       <w:r>
         <w:rPr>
@@ -1661,13 +1545,27 @@
           <w:b/>
           <w:color w:val="1A1A1A"/>
         </w:rPr>
-        <w:t>全线净流入</w:t>
+        <w:t>6,358.96万元</w:t>
       </w:r>
       <w:r>
         <w:rPr>
           <w:rFonts w:ascii="Microsoft YaHei" w:hAnsi="Microsoft YaHei"/>
         </w:rPr>
-        <w:t xml:space="preserve"> 态势，大单与中单净额合计超 2,864 万，为今日的大幅拉升埋下伏笔。今日午间净流入规模（3,486 万元）已超过昨日全日水平，资金加速入场特征明确。</w:t>
+        <w:t>，其中大单净流入</w:t>
+      </w:r>
+      <w:r>
+        <w:rPr>
+          <w:rFonts w:ascii="Microsoft YaHei" w:hAnsi="Microsoft YaHei"/>
+          <w:b/>
+          <w:color w:val="1A1A1A"/>
+        </w:rPr>
+        <w:t>2,422万元</w:t>
+      </w:r>
+      <w:r>
+        <w:rPr>
+          <w:rFonts w:ascii="Microsoft YaHei" w:hAnsi="Microsoft YaHei"/>
+        </w:rPr>
+        <w:t>，显示主力资金已提前布局。今日盘中延续强势净流入态势，资金接力意愿较强。</w:t>
       </w:r>
     </w:p>
     <w:p>
@@ -1681,7 +1579,7 @@
           <w:color w:val="333333"/>
           <w:sz w:val="24"/>
         </w:rPr>
-        <w:t>融资融券（上一交易日日终）</w:t>
+        <w:t>融资融券（上一交易日）</w:t>
       </w:r>
     </w:p>
     <w:p>
@@ -1691,16 +1589,22 @@
       <w:r>
         <w:rPr>
           <w:rFonts w:ascii="Microsoft YaHei" w:hAnsi="Microsoft YaHei"/>
+        </w:rPr>
+        <w:t>融资余额：</w:t>
+      </w:r>
+      <w:r>
+        <w:rPr>
+          <w:rFonts w:ascii="Microsoft YaHei" w:hAnsi="Microsoft YaHei"/>
           <w:b/>
           <w:color w:val="1A1A1A"/>
         </w:rPr>
-        <w:t>融资余额</w:t>
+        <w:t>12.39亿</w:t>
       </w:r>
       <w:r>
         <w:rPr>
           <w:rFonts w:ascii="Microsoft YaHei" w:hAnsi="Microsoft YaHei"/>
         </w:rPr>
-        <w:t xml:space="preserve">：12.39 亿元（较前日 </w:t>
+        <w:t>（较前日</w:t>
       </w:r>
       <w:r>
         <w:rPr>
@@ -1724,16 +1628,22 @@
       <w:r>
         <w:rPr>
           <w:rFonts w:ascii="Microsoft YaHei" w:hAnsi="Microsoft YaHei"/>
+        </w:rPr>
+        <w:t>融券余额：</w:t>
+      </w:r>
+      <w:r>
+        <w:rPr>
+          <w:rFonts w:ascii="Microsoft YaHei" w:hAnsi="Microsoft YaHei"/>
           <w:b/>
           <w:color w:val="1A1A1A"/>
         </w:rPr>
-        <w:t>融券余额</w:t>
+        <w:t>0.03亿</w:t>
       </w:r>
       <w:r>
         <w:rPr>
           <w:rFonts w:ascii="Microsoft YaHei" w:hAnsi="Microsoft YaHei"/>
         </w:rPr>
-        <w:t xml:space="preserve">：0.03 亿元（较前日 </w:t>
+        <w:t>（较前日</w:t>
       </w:r>
       <w:r>
         <w:rPr>
@@ -1755,7 +1665,7 @@
         <w:rPr>
           <w:rFonts w:ascii="Microsoft YaHei" w:hAnsi="Microsoft YaHei"/>
         </w:rPr>
-        <w:t>融资余额小幅下降，融券余额极低且同步缩减，说明做空力量微弱，调整更多来自存量融资偿还，而非空头加仓。</w:t>
+        <w:t>融资余额微降，但今日股价大涨，若午后持续走强，预计融资资金有望重新回流。</w:t>
       </w:r>
     </w:p>
     <w:p>
@@ -1806,14 +1716,15 @@
         <w:tblLook w:firstColumn="1" w:firstRow="1" w:lastColumn="0" w:lastRow="0" w:noHBand="0" w:noVBand="1" w:val="04A0"/>
       </w:tblPr>
       <w:tblGrid>
-        <w:gridCol w:w="3022"/>
-        <w:gridCol w:w="3022"/>
-        <w:gridCol w:w="3022"/>
+        <w:gridCol w:w="2266"/>
+        <w:gridCol w:w="2266"/>
+        <w:gridCol w:w="2266"/>
+        <w:gridCol w:w="2266"/>
       </w:tblGrid>
       <w:tr>
         <w:tc>
           <w:tcPr>
-            <w:tcW w:type="dxa" w:w="3022"/>
+            <w:tcW w:type="dxa" w:w="2266"/>
             <w:shd w:fill="F6F8FA" w:val="clear"/>
           </w:tcPr>
           <w:p>
@@ -1834,7 +1745,7 @@
         </w:tc>
         <w:tc>
           <w:tcPr>
-            <w:tcW w:type="dxa" w:w="3022"/>
+            <w:tcW w:type="dxa" w:w="2266"/>
             <w:shd w:fill="F6F8FA" w:val="clear"/>
           </w:tcPr>
           <w:p>
@@ -1849,13 +1760,34 @@
                 <w:color w:val="1A1A1A"/>
                 <w:sz w:val="18"/>
               </w:rPr>
-              <w:t>价格位置</w:t>
+              <w:t>价格（元）</w:t>
             </w:r>
           </w:p>
         </w:tc>
         <w:tc>
           <w:tcPr>
-            <w:tcW w:type="dxa" w:w="3022"/>
+            <w:tcW w:type="dxa" w:w="2266"/>
+            <w:shd w:fill="F6F8FA" w:val="clear"/>
+          </w:tcPr>
+          <w:p>
+            <w:pPr>
+              <w:spacing w:before="40" w:after="40" w:line="288" w:lineRule="auto"/>
+            </w:pPr>
+            <w:r/>
+            <w:r>
+              <w:rPr>
+                <w:rFonts w:ascii="Microsoft YaHei" w:hAnsi="Microsoft YaHei"/>
+                <w:b/>
+                <w:color w:val="1A1A1A"/>
+                <w:sz w:val="18"/>
+              </w:rPr>
+              <w:t>当前位置</w:t>
+            </w:r>
+          </w:p>
+        </w:tc>
+        <w:tc>
+          <w:tcPr>
+            <w:tcW w:type="dxa" w:w="2266"/>
             <w:shd w:fill="F6F8FA" w:val="clear"/>
           </w:tcPr>
           <w:p>
@@ -1878,7 +1810,7 @@
       <w:tr>
         <w:tc>
           <w:tcPr>
-            <w:tcW w:type="dxa" w:w="3022"/>
+            <w:tcW w:type="dxa" w:w="2266"/>
           </w:tcPr>
           <w:p>
             <w:pPr>
@@ -1890,13 +1822,33 @@
                 <w:rFonts w:ascii="Microsoft YaHei" w:hAnsi="Microsoft YaHei"/>
                 <w:sz w:val="18"/>
               </w:rPr>
-              <w:t>MA5（约 10.82 元）</w:t>
+              <w:t>MA5</w:t>
             </w:r>
           </w:p>
         </w:tc>
         <w:tc>
           <w:tcPr>
-            <w:tcW w:type="dxa" w:w="3022"/>
+            <w:tcW w:type="dxa" w:w="2266"/>
+          </w:tcPr>
+          <w:p>
+            <w:pPr>
+              <w:spacing w:before="40" w:after="40" w:line="288" w:lineRule="auto"/>
+            </w:pPr>
+            <w:r/>
+            <w:r>
+              <w:rPr>
+                <w:rFonts w:ascii="Microsoft YaHei" w:hAnsi="Microsoft YaHei"/>
+                <w:b/>
+                <w:color w:val="1A1A1A"/>
+                <w:sz w:val="18"/>
+              </w:rPr>
+              <w:t>10.82</w:t>
+            </w:r>
+          </w:p>
+        </w:tc>
+        <w:tc>
+          <w:tcPr>
+            <w:tcW w:type="dxa" w:w="2266"/>
           </w:tcPr>
           <w:p>
             <w:pPr>
@@ -1914,7 +1866,7 @@
         </w:tc>
         <w:tc>
           <w:tcPr>
-            <w:tcW w:type="dxa" w:w="3022"/>
+            <w:tcW w:type="dxa" w:w="2266"/>
           </w:tcPr>
           <w:p>
             <w:pPr>
@@ -1936,7 +1888,7 @@
       <w:tr>
         <w:tc>
           <w:tcPr>
-            <w:tcW w:type="dxa" w:w="3022"/>
+            <w:tcW w:type="dxa" w:w="2266"/>
             <w:shd w:fill="F8F9FA" w:val="clear"/>
           </w:tcPr>
           <w:p>
@@ -1949,13 +1901,34 @@
                 <w:rFonts w:ascii="Microsoft YaHei" w:hAnsi="Microsoft YaHei"/>
                 <w:sz w:val="18"/>
               </w:rPr>
-              <w:t>MA10（约 10.70 元）</w:t>
+              <w:t>MA10</w:t>
             </w:r>
           </w:p>
         </w:tc>
         <w:tc>
           <w:tcPr>
-            <w:tcW w:type="dxa" w:w="3022"/>
+            <w:tcW w:type="dxa" w:w="2266"/>
+            <w:shd w:fill="F8F9FA" w:val="clear"/>
+          </w:tcPr>
+          <w:p>
+            <w:pPr>
+              <w:spacing w:before="40" w:after="40" w:line="288" w:lineRule="auto"/>
+            </w:pPr>
+            <w:r/>
+            <w:r>
+              <w:rPr>
+                <w:rFonts w:ascii="Microsoft YaHei" w:hAnsi="Microsoft YaHei"/>
+                <w:b/>
+                <w:color w:val="1A1A1A"/>
+                <w:sz w:val="18"/>
+              </w:rPr>
+              <w:t>10.70</w:t>
+            </w:r>
+          </w:p>
+        </w:tc>
+        <w:tc>
+          <w:tcPr>
+            <w:tcW w:type="dxa" w:w="2266"/>
             <w:shd w:fill="F8F9FA" w:val="clear"/>
           </w:tcPr>
           <w:p>
@@ -1974,7 +1947,7 @@
         </w:tc>
         <w:tc>
           <w:tcPr>
-            <w:tcW w:type="dxa" w:w="3022"/>
+            <w:tcW w:type="dxa" w:w="2266"/>
             <w:shd w:fill="F8F9FA" w:val="clear"/>
           </w:tcPr>
           <w:p>
@@ -1997,7 +1970,7 @@
       <w:tr>
         <w:tc>
           <w:tcPr>
-            <w:tcW w:type="dxa" w:w="3022"/>
+            <w:tcW w:type="dxa" w:w="2266"/>
           </w:tcPr>
           <w:p>
             <w:pPr>
@@ -2009,13 +1982,33 @@
                 <w:rFonts w:ascii="Microsoft YaHei" w:hAnsi="Microsoft YaHei"/>
                 <w:sz w:val="18"/>
               </w:rPr>
-              <w:t>MA20 / 布林中轨（约 10.46 元）</w:t>
+              <w:t>MA20/布林中轨</w:t>
             </w:r>
           </w:p>
         </w:tc>
         <w:tc>
           <w:tcPr>
-            <w:tcW w:type="dxa" w:w="3022"/>
+            <w:tcW w:type="dxa" w:w="2266"/>
+          </w:tcPr>
+          <w:p>
+            <w:pPr>
+              <w:spacing w:before="40" w:after="40" w:line="288" w:lineRule="auto"/>
+            </w:pPr>
+            <w:r/>
+            <w:r>
+              <w:rPr>
+                <w:rFonts w:ascii="Microsoft YaHei" w:hAnsi="Microsoft YaHei"/>
+                <w:b/>
+                <w:color w:val="1A1A1A"/>
+                <w:sz w:val="18"/>
+              </w:rPr>
+              <w:t>10.46</w:t>
+            </w:r>
+          </w:p>
+        </w:tc>
+        <w:tc>
+          <w:tcPr>
+            <w:tcW w:type="dxa" w:w="2266"/>
           </w:tcPr>
           <w:p>
             <w:pPr>
@@ -2033,7 +2026,7 @@
         </w:tc>
         <w:tc>
           <w:tcPr>
-            <w:tcW w:type="dxa" w:w="3022"/>
+            <w:tcW w:type="dxa" w:w="2266"/>
           </w:tcPr>
           <w:p>
             <w:pPr>
@@ -2059,7 +2052,7 @@
         <w:rPr>
           <w:rFonts w:ascii="Microsoft YaHei" w:hAnsi="Microsoft YaHei"/>
         </w:rPr>
-        <w:t xml:space="preserve">当前价 11.00 元已 </w:t>
+        <w:t>当前股价</w:t>
       </w:r>
       <w:r>
         <w:rPr>
@@ -2067,13 +2060,27 @@
           <w:b/>
           <w:color w:val="1A1A1A"/>
         </w:rPr>
-        <w:t>站稳 MA5 / MA10 / MA20 上方</w:t>
+        <w:t>11.00元</w:t>
       </w:r>
       <w:r>
         <w:rPr>
           <w:rFonts w:ascii="Microsoft YaHei" w:hAnsi="Microsoft YaHei"/>
         </w:rPr>
-        <w:t xml:space="preserve">，三条短期均线构成多头排列支撑。其中 MA20（约 10.46 元）作为中期趋势的生命线，价格偏离 </w:t>
+        <w:t>，已突破MA5、MA10、MA20三条短期均线，且</w:t>
+      </w:r>
+      <w:r>
+        <w:rPr>
+          <w:rFonts w:ascii="Microsoft YaHei" w:hAnsi="Microsoft YaHei"/>
+          <w:b/>
+          <w:color w:val="1A1A1A"/>
+        </w:rPr>
+        <w:t>MA5上穿MA10</w:t>
+      </w:r>
+      <w:r>
+        <w:rPr>
+          <w:rFonts w:ascii="Microsoft YaHei" w:hAnsi="Microsoft YaHei"/>
+        </w:rPr>
+        <w:t>形成短期多头排列。股价偏离MA20达</w:t>
       </w:r>
       <w:r>
         <w:rPr>
@@ -2087,7 +2094,7 @@
         <w:rPr>
           <w:rFonts w:ascii="Microsoft YaHei" w:hAnsi="Microsoft YaHei"/>
         </w:rPr>
-        <w:t>，确认短期进入强势区间。</w:t>
+        <w:t>，短期上涨动能充足。</w:t>
       </w:r>
     </w:p>
     <w:p>
@@ -2101,233 +2108,106 @@
           <w:color w:val="333333"/>
           <w:sz w:val="24"/>
         </w:rPr>
-        <w:t>BOLL 轨道</w:t>
+        <w:t>布林带（BOLL）</w:t>
       </w:r>
     </w:p>
-    <w:tbl>
-      <w:tblPr>
-        <w:tblStyle w:val="TableGrid"/>
-        <w:tblW w:type="auto" w:w="0"/>
-        <w:jc w:val="center"/>
-        <w:tblLayout w:type="autofit"/>
-        <w:tblLook w:firstColumn="1" w:firstRow="1" w:lastColumn="0" w:lastRow="0" w:noHBand="0" w:noVBand="1" w:val="04A0"/>
-      </w:tblPr>
-      <w:tblGrid>
-        <w:gridCol w:w="4533"/>
-        <w:gridCol w:w="4533"/>
-      </w:tblGrid>
-      <w:tr>
-        <w:tc>
-          <w:tcPr>
-            <w:tcW w:type="dxa" w:w="4533"/>
-            <w:shd w:fill="F6F8FA" w:val="clear"/>
-          </w:tcPr>
-          <w:p>
-            <w:pPr>
-              <w:spacing w:before="40" w:after="40" w:line="288" w:lineRule="auto"/>
-            </w:pPr>
-            <w:r/>
-            <w:r>
-              <w:rPr>
-                <w:rFonts w:ascii="Microsoft YaHei" w:hAnsi="Microsoft YaHei"/>
-                <w:b/>
-                <w:color w:val="1A1A1A"/>
-                <w:sz w:val="18"/>
-              </w:rPr>
-              <w:t>指标</w:t>
-            </w:r>
-          </w:p>
-        </w:tc>
-        <w:tc>
-          <w:tcPr>
-            <w:tcW w:type="dxa" w:w="4533"/>
-            <w:shd w:fill="F6F8FA" w:val="clear"/>
-          </w:tcPr>
-          <w:p>
-            <w:pPr>
-              <w:spacing w:before="40" w:after="40" w:line="288" w:lineRule="auto"/>
-            </w:pPr>
-            <w:r/>
-            <w:r>
-              <w:rPr>
-                <w:rFonts w:ascii="Microsoft YaHei" w:hAnsi="Microsoft YaHei"/>
-                <w:b/>
-                <w:color w:val="1A1A1A"/>
-                <w:sz w:val="18"/>
-              </w:rPr>
-              <w:t>数值</w:t>
-            </w:r>
-          </w:p>
-        </w:tc>
-      </w:tr>
-      <w:tr>
-        <w:tc>
-          <w:tcPr>
-            <w:tcW w:type="dxa" w:w="4533"/>
-          </w:tcPr>
-          <w:p>
-            <w:pPr>
-              <w:spacing w:before="40" w:after="40" w:line="288" w:lineRule="auto"/>
-            </w:pPr>
-            <w:r/>
-            <w:r>
-              <w:rPr>
-                <w:rFonts w:ascii="Microsoft YaHei" w:hAnsi="Microsoft YaHei"/>
-                <w:sz w:val="18"/>
-              </w:rPr>
-              <w:t>布林上轨</w:t>
-            </w:r>
-          </w:p>
-        </w:tc>
-        <w:tc>
-          <w:tcPr>
-            <w:tcW w:type="dxa" w:w="4533"/>
-          </w:tcPr>
-          <w:p>
-            <w:pPr>
-              <w:spacing w:before="40" w:after="40" w:line="288" w:lineRule="auto"/>
-            </w:pPr>
-            <w:r/>
-            <w:r>
-              <w:rPr>
-                <w:rFonts w:ascii="Microsoft YaHei" w:hAnsi="Microsoft YaHei"/>
-                <w:b/>
-                <w:color w:val="1A1A1A"/>
-                <w:sz w:val="18"/>
-              </w:rPr>
-              <w:t>11.14 元</w:t>
-            </w:r>
-          </w:p>
-        </w:tc>
-      </w:tr>
-      <w:tr>
-        <w:tc>
-          <w:tcPr>
-            <w:tcW w:type="dxa" w:w="4533"/>
-            <w:shd w:fill="F8F9FA" w:val="clear"/>
-          </w:tcPr>
-          <w:p>
-            <w:pPr>
-              <w:spacing w:before="40" w:after="40" w:line="288" w:lineRule="auto"/>
-            </w:pPr>
-            <w:r/>
-            <w:r>
-              <w:rPr>
-                <w:rFonts w:ascii="Microsoft YaHei" w:hAnsi="Microsoft YaHei"/>
-                <w:sz w:val="18"/>
-              </w:rPr>
-              <w:t>布林中轨</w:t>
-            </w:r>
-          </w:p>
-        </w:tc>
-        <w:tc>
-          <w:tcPr>
-            <w:tcW w:type="dxa" w:w="4533"/>
-            <w:shd w:fill="F8F9FA" w:val="clear"/>
-          </w:tcPr>
-          <w:p>
-            <w:pPr>
-              <w:spacing w:before="40" w:after="40" w:line="288" w:lineRule="auto"/>
-            </w:pPr>
-            <w:r/>
-            <w:r>
-              <w:rPr>
-                <w:rFonts w:ascii="Microsoft YaHei" w:hAnsi="Microsoft YaHei"/>
-                <w:sz w:val="18"/>
-              </w:rPr>
-              <w:t>10.46 元</w:t>
-            </w:r>
-          </w:p>
-        </w:tc>
-      </w:tr>
-      <w:tr>
-        <w:tc>
-          <w:tcPr>
-            <w:tcW w:type="dxa" w:w="4533"/>
-          </w:tcPr>
-          <w:p>
-            <w:pPr>
-              <w:spacing w:before="40" w:after="40" w:line="288" w:lineRule="auto"/>
-            </w:pPr>
-            <w:r/>
-            <w:r>
-              <w:rPr>
-                <w:rFonts w:ascii="Microsoft YaHei" w:hAnsi="Microsoft YaHei"/>
-                <w:sz w:val="18"/>
-              </w:rPr>
-              <w:t>布林下轨</w:t>
-            </w:r>
-          </w:p>
-        </w:tc>
-        <w:tc>
-          <w:tcPr>
-            <w:tcW w:type="dxa" w:w="4533"/>
-          </w:tcPr>
-          <w:p>
-            <w:pPr>
-              <w:spacing w:before="40" w:after="40" w:line="288" w:lineRule="auto"/>
-            </w:pPr>
-            <w:r/>
-            <w:r>
-              <w:rPr>
-                <w:rFonts w:ascii="Microsoft YaHei" w:hAnsi="Microsoft YaHei"/>
-                <w:sz w:val="18"/>
-              </w:rPr>
-              <w:t>9.78 元</w:t>
-            </w:r>
-          </w:p>
-        </w:tc>
-      </w:tr>
-      <w:tr>
-        <w:tc>
-          <w:tcPr>
-            <w:tcW w:type="dxa" w:w="4533"/>
-            <w:shd w:fill="F8F9FA" w:val="clear"/>
-          </w:tcPr>
-          <w:p>
-            <w:pPr>
-              <w:spacing w:before="40" w:after="40" w:line="288" w:lineRule="auto"/>
-            </w:pPr>
-            <w:r/>
-            <w:r>
-              <w:rPr>
-                <w:rFonts w:ascii="Microsoft YaHei" w:hAnsi="Microsoft YaHei"/>
-                <w:sz w:val="18"/>
-              </w:rPr>
-              <w:t>价格相对位置</w:t>
-            </w:r>
-          </w:p>
-        </w:tc>
-        <w:tc>
-          <w:tcPr>
-            <w:tcW w:type="dxa" w:w="4533"/>
-            <w:shd w:fill="F8F9FA" w:val="clear"/>
-          </w:tcPr>
-          <w:p>
-            <w:pPr>
-              <w:spacing w:before="40" w:after="40" w:line="288" w:lineRule="auto"/>
-            </w:pPr>
-            <w:r/>
-            <w:r>
-              <w:rPr>
-                <w:rFonts w:ascii="Microsoft YaHei" w:hAnsi="Microsoft YaHei"/>
-                <w:b/>
-                <w:color w:val="1A1A1A"/>
-                <w:sz w:val="18"/>
-              </w:rPr>
-              <w:t>紧贴上轨（11.00/11.14 = 98.7%）</w:t>
-            </w:r>
-          </w:p>
-        </w:tc>
-      </w:tr>
-    </w:tbl>
-    <w:p/>
+    <w:p>
+      <w:pPr>
+        <w:pStyle w:val="ListBullet"/>
+      </w:pPr>
+      <w:r>
+        <w:rPr>
+          <w:rFonts w:ascii="Microsoft YaHei" w:hAnsi="Microsoft YaHei"/>
+        </w:rPr>
+        <w:t>上轨：</w:t>
+      </w:r>
+      <w:r>
+        <w:rPr>
+          <w:rFonts w:ascii="Microsoft YaHei" w:hAnsi="Microsoft YaHei"/>
+          <w:b/>
+          <w:color w:val="1A1A1A"/>
+        </w:rPr>
+        <w:t>11.14元</w:t>
+      </w:r>
+    </w:p>
+    <w:p>
+      <w:pPr>
+        <w:pStyle w:val="ListBullet"/>
+      </w:pPr>
+      <w:r>
+        <w:rPr>
+          <w:rFonts w:ascii="Microsoft YaHei" w:hAnsi="Microsoft YaHei"/>
+        </w:rPr>
+        <w:t>中轨：</w:t>
+      </w:r>
+      <w:r>
+        <w:rPr>
+          <w:rFonts w:ascii="Microsoft YaHei" w:hAnsi="Microsoft YaHei"/>
+          <w:b/>
+          <w:color w:val="1A1A1A"/>
+        </w:rPr>
+        <w:t>10.46元</w:t>
+      </w:r>
+      <w:r>
+        <w:rPr>
+          <w:rFonts w:ascii="Microsoft YaHei" w:hAnsi="Microsoft YaHei"/>
+        </w:rPr>
+        <w:t>（即MA20）</w:t>
+      </w:r>
+    </w:p>
+    <w:p>
+      <w:pPr>
+        <w:pStyle w:val="ListBullet"/>
+      </w:pPr>
+      <w:r>
+        <w:rPr>
+          <w:rFonts w:ascii="Microsoft YaHei" w:hAnsi="Microsoft YaHei"/>
+        </w:rPr>
+        <w:t>下轨：</w:t>
+      </w:r>
+      <w:r>
+        <w:rPr>
+          <w:rFonts w:ascii="Microsoft YaHei" w:hAnsi="Microsoft YaHei"/>
+          <w:b/>
+          <w:color w:val="1A1A1A"/>
+        </w:rPr>
+        <w:t>9.78元</w:t>
+      </w:r>
+    </w:p>
     <w:p>
       <w:r>
         <w:rPr>
           <w:rFonts w:ascii="Microsoft YaHei" w:hAnsi="Microsoft YaHei"/>
         </w:rPr>
-        <w:t xml:space="preserve">价格运行至布林带上轨附近（11.14 元），距上轨仅 </w:t>
+        <w:t>当前股价</w:t>
+      </w:r>
+      <w:r>
+        <w:rPr>
+          <w:rFonts w:ascii="Microsoft YaHei" w:hAnsi="Microsoft YaHei"/>
+          <w:b/>
+          <w:color w:val="1A1A1A"/>
+        </w:rPr>
+        <w:t>11.00元</w:t>
+      </w:r>
+      <w:r>
+        <w:rPr>
+          <w:rFonts w:ascii="Microsoft YaHei" w:hAnsi="Microsoft YaHei"/>
+        </w:rPr>
+        <w:t>，已接近布林带上轨</w:t>
+      </w:r>
+      <w:r>
+        <w:rPr>
+          <w:rFonts w:ascii="Microsoft YaHei" w:hAnsi="Microsoft YaHei"/>
+          <w:b/>
+          <w:color w:val="1A1A1A"/>
+        </w:rPr>
+        <w:t>11.14元</w:t>
+      </w:r>
+      <w:r>
+        <w:rPr>
+          <w:rFonts w:ascii="Microsoft YaHei" w:hAnsi="Microsoft YaHei"/>
+        </w:rPr>
+        <w:t>，仅距</w:t>
       </w:r>
       <w:r>
         <w:rPr>
@@ -2341,7 +2221,7 @@
         <w:rPr>
           <w:rFonts w:ascii="Microsoft YaHei" w:hAnsi="Microsoft YaHei"/>
         </w:rPr>
-        <w:t xml:space="preserve"> 的空间。若午后能放量突破 </w:t>
+        <w:t>。若午后放量突破上轨，则打开新的上行空间；若遇阻回落，则可能回踩中轨</w:t>
       </w:r>
       <w:r>
         <w:rPr>
@@ -2349,104 +2229,29 @@
           <w:b/>
           <w:color w:val="1A1A1A"/>
         </w:rPr>
-        <w:t>11.14 元</w:t>
+        <w:t>10.46元</w:t>
       </w:r>
       <w:r>
         <w:rPr>
           <w:rFonts w:ascii="Microsoft YaHei" w:hAnsi="Microsoft YaHei"/>
         </w:rPr>
-        <w:t xml:space="preserve"> 并站稳，则打开新的上行通道；若受阻回落，则需关注 10.82 元（MA5）的支撑有效性。</w:t>
+        <w:t>附近寻求支撑。</w:t>
       </w:r>
     </w:p>
     <w:p>
-      <w:pPr>
-        <w:spacing w:before="280" w:after="80" w:line="312" w:lineRule="auto"/>
-      </w:pPr>
-      <w:r>
-        <w:rPr>
-          <w:rFonts w:ascii="Microsoft YaHei" w:hAnsi="Microsoft YaHei"/>
-          <w:b/>
-          <w:color w:val="333333"/>
-          <w:sz w:val="24"/>
-        </w:rPr>
-        <w:t>换手率对比</w:t>
-      </w:r>
-    </w:p>
-    <w:p>
-      <w:pPr>
-        <w:pStyle w:val="ListBullet"/>
-      </w:pPr>
-      <w:r>
-        <w:rPr>
-          <w:rFonts w:ascii="Microsoft YaHei" w:hAnsi="Microsoft YaHei"/>
-        </w:rPr>
-        <w:t>今日午间换手率：</w:t>
-      </w:r>
       <w:r>
         <w:rPr>
           <w:rFonts w:ascii="Microsoft YaHei" w:hAnsi="Microsoft YaHei"/>
           <w:b/>
           <w:color w:val="1A1A1A"/>
         </w:rPr>
-        <w:t>1.95%</w:t>
-      </w:r>
-    </w:p>
-    <w:p>
-      <w:pPr>
-        <w:pStyle w:val="ListBullet"/>
-      </w:pPr>
-      <w:r>
-        <w:rPr>
-          <w:rFonts w:ascii="Microsoft YaHei" w:hAnsi="Microsoft YaHei"/>
-        </w:rPr>
-        <w:t>上一交易日全日换手率：1.008%</w:t>
-      </w:r>
-    </w:p>
-    <w:p>
-      <w:pPr>
-        <w:pStyle w:val="ListBullet"/>
-      </w:pPr>
-      <w:r>
-        <w:rPr>
-          <w:rFonts w:ascii="Microsoft YaHei" w:hAnsi="Microsoft YaHei"/>
-        </w:rPr>
-        <w:t>比值：</w:t>
-      </w:r>
-      <w:r>
-        <w:rPr>
-          <w:rFonts w:ascii="Microsoft YaHei" w:hAnsi="Microsoft YaHei"/>
-          <w:b/>
-          <w:color w:val="1A1A1A"/>
-        </w:rPr>
-        <w:t>1.93 倍</w:t>
+        <w:t>综合技术判断</w:t>
       </w:r>
       <w:r>
         <w:rPr>
           <w:rFonts w:ascii="Microsoft YaHei" w:hAnsi="Microsoft YaHei"/>
         </w:rPr>
-        <w:t>（放量）</w:t>
-      </w:r>
-    </w:p>
-    <w:p>
-      <w:r>
-        <w:rPr>
-          <w:rFonts w:ascii="Microsoft YaHei" w:hAnsi="Microsoft YaHei"/>
-        </w:rPr>
-        <w:t xml:space="preserve">半日换手率接近前一交易日全日换手的 </w:t>
-      </w:r>
-      <w:r>
-        <w:rPr>
-          <w:rFonts w:ascii="Microsoft YaHei" w:hAnsi="Microsoft YaHei"/>
-          <w:b/>
-          <w:color w:val="1A1A1A"/>
-        </w:rPr>
-        <w:t>2 倍</w:t>
-      </w:r>
-      <w:r>
-        <w:rPr>
-          <w:rFonts w:ascii="Microsoft YaHei" w:hAnsi="Microsoft YaHei"/>
-        </w:rPr>
-        <w:t>，属于显著的放量突破形态，资金参与度大幅提升。</w:t>
+        <w:t>：短周期均线多头排列，股价沿5日线震荡上行，量能配合良好，技术形态偏多。关注11.14元（布林上轨）的突破情况。</w:t>
       </w:r>
     </w:p>
     <w:p>
@@ -2485,15 +2290,45 @@
           <w:color w:val="333333"/>
           <w:sz w:val="24"/>
         </w:rPr>
-        <w:t>核心催化：商业零售板块政策利好</w:t>
+        <w:t>盘面驱动因素</w:t>
       </w:r>
     </w:p>
     <w:p>
+      <w:pPr>
+        <w:pStyle w:val="ListNumber"/>
+      </w:pPr>
+      <w:r>
+        <w:rPr>
+          <w:rFonts w:ascii="Microsoft YaHei" w:hAnsi="Microsoft YaHei"/>
+          <w:b/>
+          <w:color w:val="1A1A1A"/>
+        </w:rPr>
+        <w:t>市场整体回暖</w:t>
+      </w:r>
       <w:r>
         <w:rPr>
           <w:rFonts w:ascii="Microsoft YaHei" w:hAnsi="Microsoft YaHei"/>
         </w:rPr>
-        <w:t xml:space="preserve">上海市委财经工作委员会 28 日会议研究"十五五"时期推进国际消费中心城市建设等工作，明确提出 </w:t>
+        <w:t>：三大指数全部翻红，上涨个股近4000只，市场做多情绪浓厚，为个股上涨提供良好的宏观氛围。</w:t>
+      </w:r>
+    </w:p>
+    <w:p>
+      <w:pPr>
+        <w:pStyle w:val="ListNumber"/>
+      </w:pPr>
+      <w:r>
+        <w:rPr>
+          <w:rFonts w:ascii="Microsoft YaHei" w:hAnsi="Microsoft YaHei"/>
+          <w:b/>
+          <w:color w:val="1A1A1A"/>
+        </w:rPr>
+        <w:t>商业零售板块走强（+2.66%）</w:t>
+      </w:r>
+      <w:r>
+        <w:rPr>
+          <w:rFonts w:ascii="Microsoft YaHei" w:hAnsi="Microsoft YaHei"/>
+        </w:rPr>
+        <w:t>：上海市委财经工作委员会会议研究推进国际消费中心城市建设，强调抢抓智能消费新机遇、拓展入境消费。辽宁成大作为多品类零售板块成分股，在"多品类零售Ⅲ"和"多品类零售Ⅳ"两个细分板块中均排名</w:t>
       </w:r>
       <w:r>
         <w:rPr>
@@ -2501,13 +2336,32 @@
           <w:b/>
           <w:color w:val="1A1A1A"/>
         </w:rPr>
-        <w:t>"保持行动敏捷，抢抓用好智能消费新机遇，大力拓展入境消费"</w:t>
+        <w:t>第2/30位</w:t>
       </w:r>
       <w:r>
         <w:rPr>
           <w:rFonts w:ascii="Microsoft YaHei" w:hAnsi="Microsoft YaHei"/>
         </w:rPr>
-        <w:t>。受此催化，</w:t>
+        <w:t>，受益于板块情绪带动。</w:t>
+      </w:r>
+    </w:p>
+    <w:p>
+      <w:pPr>
+        <w:pStyle w:val="ListNumber"/>
+      </w:pPr>
+      <w:r>
+        <w:rPr>
+          <w:rFonts w:ascii="Microsoft YaHei" w:hAnsi="Microsoft YaHei"/>
+          <w:b/>
+          <w:color w:val="1A1A1A"/>
+        </w:rPr>
+        <w:t>板块内领涨效应</w:t>
+      </w:r>
+      <w:r>
+        <w:rPr>
+          <w:rFonts w:ascii="Microsoft YaHei" w:hAnsi="Microsoft YaHei"/>
+        </w:rPr>
+        <w:t>：在多品类零售板块中，辽宁成大以</w:t>
       </w:r>
       <w:r>
         <w:rPr>
@@ -2515,55 +2369,13 @@
           <w:b/>
           <w:color w:val="1A1A1A"/>
         </w:rPr>
-        <w:t>商业零售</w:t>
+        <w:t>+4.36%</w:t>
       </w:r>
       <w:r>
         <w:rPr>
           <w:rFonts w:ascii="Microsoft YaHei" w:hAnsi="Microsoft YaHei"/>
         </w:rPr>
-        <w:t xml:space="preserve"> 板块整体涨幅 </w:t>
-      </w:r>
-      <w:r>
-        <w:rPr>
-          <w:rFonts w:ascii="Microsoft YaHei" w:hAnsi="Microsoft YaHei"/>
-          <w:b/>
-          <w:color w:val="1A1A1A"/>
-        </w:rPr>
-        <w:t>+2.27%</w:t>
-      </w:r>
-      <w:r>
-        <w:rPr>
-          <w:rFonts w:ascii="Microsoft YaHei" w:hAnsi="Microsoft YaHei"/>
-        </w:rPr>
-        <w:t xml:space="preserve">，辽宁成大作为多品类零售板块成分股，在所属 </w:t>
-      </w:r>
-      <w:r>
-        <w:rPr>
-          <w:rFonts w:ascii="Microsoft YaHei" w:hAnsi="Microsoft YaHei"/>
-          <w:b/>
-          <w:color w:val="1A1A1A"/>
-        </w:rPr>
-        <w:t>多品类零售Ⅲ(A股)</w:t>
-      </w:r>
-      <w:r>
-        <w:rPr>
-          <w:rFonts w:ascii="Microsoft YaHei" w:hAnsi="Microsoft YaHei"/>
-        </w:rPr>
-        <w:t xml:space="preserve"> 板块中排名 </w:t>
-      </w:r>
-      <w:r>
-        <w:rPr>
-          <w:rFonts w:ascii="Microsoft YaHei" w:hAnsi="Microsoft YaHei"/>
-          <w:b/>
-          <w:color w:val="1A1A1A"/>
-        </w:rPr>
-        <w:t>第 2/30</w:t>
-      </w:r>
-      <w:r>
-        <w:rPr>
-          <w:rFonts w:ascii="Microsoft YaHei" w:hAnsi="Microsoft YaHei"/>
-        </w:rPr>
-        <w:t xml:space="preserve"> 位，受板块情绪溢价明显。</w:t>
+        <w:t>的涨幅仅次于行云科技（+15.51%），位居板块前列，显示出较强的板块辨识度。</w:t>
       </w:r>
     </w:p>
     <w:p>
@@ -2577,7 +2389,7 @@
           <w:color w:val="333333"/>
           <w:sz w:val="24"/>
         </w:rPr>
-        <w:t>市场情绪共振</w:t>
+        <w:t>公司属性支撑</w:t>
       </w:r>
     </w:p>
     <w:p>
@@ -2585,7 +2397,7 @@
         <w:rPr>
           <w:rFonts w:ascii="Microsoft YaHei" w:hAnsi="Microsoft YaHei"/>
         </w:rPr>
-        <w:t xml:space="preserve">今日盘中三大指数全部翻红，上涨个股近 </w:t>
+        <w:t>辽宁成大业务涵盖</w:t>
       </w:r>
       <w:r>
         <w:rPr>
@@ -2593,13 +2405,13 @@
           <w:b/>
           <w:color w:val="1A1A1A"/>
         </w:rPr>
-        <w:t>4000 只</w:t>
+        <w:t>生物制药</w:t>
       </w:r>
       <w:r>
         <w:rPr>
           <w:rFonts w:ascii="Microsoft YaHei" w:hAnsi="Microsoft YaHei"/>
         </w:rPr>
-        <w:t xml:space="preserve">。辽宁成大的关键词标签涵盖 </w:t>
+        <w:t>（狂犬疫苗、血液制品等）、</w:t>
       </w:r>
       <w:r>
         <w:rPr>
@@ -2607,13 +2419,41 @@
           <w:b/>
           <w:color w:val="1A1A1A"/>
         </w:rPr>
-        <w:t>商城、商贸、综合零售、教育</w:t>
+        <w:t>医药流通</w:t>
       </w:r>
       <w:r>
         <w:rPr>
           <w:rFonts w:ascii="Microsoft YaHei" w:hAnsi="Microsoft YaHei"/>
         </w:rPr>
-        <w:t xml:space="preserve"> 等热点方向，与当日领涨板块高度重叠，形成板块与个股的共振效应。</w:t>
+        <w:t>、</w:t>
+      </w:r>
+      <w:r>
+        <w:rPr>
+          <w:rFonts w:ascii="Microsoft YaHei" w:hAnsi="Microsoft YaHei"/>
+          <w:b/>
+          <w:color w:val="1A1A1A"/>
+        </w:rPr>
+        <w:t>商贸零售</w:t>
+      </w:r>
+      <w:r>
+        <w:rPr>
+          <w:rFonts w:ascii="Microsoft YaHei" w:hAnsi="Microsoft YaHei"/>
+        </w:rPr>
+        <w:t>、</w:t>
+      </w:r>
+      <w:r>
+        <w:rPr>
+          <w:rFonts w:ascii="Microsoft YaHei" w:hAnsi="Microsoft YaHei"/>
+          <w:b/>
+          <w:color w:val="1A1A1A"/>
+        </w:rPr>
+        <w:t>能源投资</w:t>
+      </w:r>
+      <w:r>
+        <w:rPr>
+          <w:rFonts w:ascii="Microsoft YaHei" w:hAnsi="Microsoft YaHei"/>
+        </w:rPr>
+        <w:t>等多领域。当前零售板块政策利好叠加生物医药板块的防御属性，为公司提供了双重题材支撑。</w:t>
       </w:r>
     </w:p>
     <w:p>
@@ -2639,20 +2479,6 @@
           <w:sz w:val="28"/>
         </w:rPr>
         <w:t>板块关联</w:t>
-      </w:r>
-    </w:p>
-    <w:p>
-      <w:pPr>
-        <w:spacing w:before="280" w:after="80" w:line="312" w:lineRule="auto"/>
-      </w:pPr>
-      <w:r>
-        <w:rPr>
-          <w:rFonts w:ascii="Microsoft YaHei" w:hAnsi="Microsoft YaHei"/>
-          <w:b/>
-          <w:color w:val="333333"/>
-          <w:sz w:val="24"/>
-        </w:rPr>
-        <w:t>所属概念板块表现</w:t>
       </w:r>
     </w:p>
     <w:tbl>
@@ -2750,7 +2576,7 @@
                 <w:color w:val="1A1A1A"/>
                 <w:sz w:val="18"/>
               </w:rPr>
-              <w:t>个股表现</w:t>
+              <w:t>表现评价</w:t>
             </w:r>
           </w:p>
         </w:tc>
@@ -2770,7 +2596,165 @@
                 <w:rFonts w:ascii="Microsoft YaHei" w:hAnsi="Microsoft YaHei"/>
                 <w:sz w:val="18"/>
               </w:rPr>
-              <w:t>多品类零售Ⅲ(A股)</w:t>
+              <w:t>中证500成份股</w:t>
+            </w:r>
+          </w:p>
+        </w:tc>
+        <w:tc>
+          <w:tcPr>
+            <w:tcW w:type="dxa" w:w="2266"/>
+          </w:tcPr>
+          <w:p>
+            <w:pPr>
+              <w:spacing w:before="40" w:after="40" w:line="288" w:lineRule="auto"/>
+            </w:pPr>
+            <w:r/>
+            <w:r>
+              <w:rPr>
+                <w:rFonts w:ascii="Microsoft YaHei" w:hAnsi="Microsoft YaHei"/>
+                <w:b/>
+                <w:color w:val="1A1A1A"/>
+                <w:sz w:val="18"/>
+              </w:rPr>
+              <w:t>+0.27%</w:t>
+            </w:r>
+          </w:p>
+        </w:tc>
+        <w:tc>
+          <w:tcPr>
+            <w:tcW w:type="dxa" w:w="2266"/>
+          </w:tcPr>
+          <w:p>
+            <w:pPr>
+              <w:spacing w:before="40" w:after="40" w:line="288" w:lineRule="auto"/>
+            </w:pPr>
+            <w:r/>
+            <w:r>
+              <w:rPr>
+                <w:rFonts w:ascii="Microsoft YaHei" w:hAnsi="Microsoft YaHei"/>
+                <w:sz w:val="18"/>
+              </w:rPr>
+              <w:t>82/550</w:t>
+            </w:r>
+          </w:p>
+        </w:tc>
+        <w:tc>
+          <w:tcPr>
+            <w:tcW w:type="dxa" w:w="2266"/>
+          </w:tcPr>
+          <w:p>
+            <w:pPr>
+              <w:spacing w:before="40" w:after="40" w:line="288" w:lineRule="auto"/>
+            </w:pPr>
+            <w:r/>
+            <w:r>
+              <w:rPr>
+                <w:rFonts w:ascii="Microsoft YaHei" w:hAnsi="Microsoft YaHei"/>
+                <w:sz w:val="18"/>
+              </w:rPr>
+              <w:t>大幅跑赢板块均值</w:t>
+            </w:r>
+          </w:p>
+        </w:tc>
+      </w:tr>
+      <w:tr>
+        <w:tc>
+          <w:tcPr>
+            <w:tcW w:type="dxa" w:w="2266"/>
+            <w:shd w:fill="F8F9FA" w:val="clear"/>
+          </w:tcPr>
+          <w:p>
+            <w:pPr>
+              <w:spacing w:before="40" w:after="40" w:line="288" w:lineRule="auto"/>
+            </w:pPr>
+            <w:r/>
+            <w:r>
+              <w:rPr>
+                <w:rFonts w:ascii="Microsoft YaHei" w:hAnsi="Microsoft YaHei"/>
+                <w:sz w:val="18"/>
+              </w:rPr>
+              <w:t>多品类零售Ⅲ</w:t>
+            </w:r>
+          </w:p>
+        </w:tc>
+        <w:tc>
+          <w:tcPr>
+            <w:tcW w:type="dxa" w:w="2266"/>
+            <w:shd w:fill="F8F9FA" w:val="clear"/>
+          </w:tcPr>
+          <w:p>
+            <w:pPr>
+              <w:spacing w:before="40" w:after="40" w:line="288" w:lineRule="auto"/>
+            </w:pPr>
+            <w:r/>
+            <w:r>
+              <w:rPr>
+                <w:rFonts w:ascii="Microsoft YaHei" w:hAnsi="Microsoft YaHei"/>
+                <w:b/>
+                <w:color w:val="1A1A1A"/>
+                <w:sz w:val="18"/>
+              </w:rPr>
+              <w:t>-0.51%</w:t>
+            </w:r>
+          </w:p>
+        </w:tc>
+        <w:tc>
+          <w:tcPr>
+            <w:tcW w:type="dxa" w:w="2266"/>
+            <w:shd w:fill="F8F9FA" w:val="clear"/>
+          </w:tcPr>
+          <w:p>
+            <w:pPr>
+              <w:spacing w:before="40" w:after="40" w:line="288" w:lineRule="auto"/>
+            </w:pPr>
+            <w:r/>
+            <w:r>
+              <w:rPr>
+                <w:rFonts w:ascii="Microsoft YaHei" w:hAnsi="Microsoft YaHei"/>
+                <w:b/>
+                <w:color w:val="1A1A1A"/>
+                <w:sz w:val="18"/>
+              </w:rPr>
+              <w:t>2/30</w:t>
+            </w:r>
+          </w:p>
+        </w:tc>
+        <w:tc>
+          <w:tcPr>
+            <w:tcW w:type="dxa" w:w="2266"/>
+            <w:shd w:fill="F8F9FA" w:val="clear"/>
+          </w:tcPr>
+          <w:p>
+            <w:pPr>
+              <w:spacing w:before="40" w:after="40" w:line="288" w:lineRule="auto"/>
+            </w:pPr>
+            <w:r/>
+            <w:r>
+              <w:rPr>
+                <w:rFonts w:ascii="Microsoft YaHei" w:hAnsi="Microsoft YaHei"/>
+                <w:sz w:val="18"/>
+              </w:rPr>
+              <w:t>板块弱势中逆势领涨</w:t>
+            </w:r>
+          </w:p>
+        </w:tc>
+      </w:tr>
+      <w:tr>
+        <w:tc>
+          <w:tcPr>
+            <w:tcW w:type="dxa" w:w="2266"/>
+          </w:tcPr>
+          <w:p>
+            <w:pPr>
+              <w:spacing w:before="40" w:after="40" w:line="288" w:lineRule="auto"/>
+            </w:pPr>
+            <w:r/>
+            <w:r>
+              <w:rPr>
+                <w:rFonts w:ascii="Microsoft YaHei" w:hAnsi="Microsoft YaHei"/>
+                <w:sz w:val="18"/>
+              </w:rPr>
+              <w:t>多品类零售Ⅳ</w:t>
             </w:r>
           </w:p>
         </w:tc>
@@ -2828,7 +2812,7 @@
                 <w:rFonts w:ascii="Microsoft YaHei" w:hAnsi="Microsoft YaHei"/>
                 <w:sz w:val="18"/>
               </w:rPr>
-              <w:t>跑赢板块均值</w:t>
+              <w:t>板块弱势中逆势领涨</w:t>
             </w:r>
           </w:p>
         </w:tc>
@@ -2849,7 +2833,7 @@
                 <w:rFonts w:ascii="Microsoft YaHei" w:hAnsi="Microsoft YaHei"/>
                 <w:sz w:val="18"/>
               </w:rPr>
-              <w:t>中证500成份股</w:t>
+              <w:t>非必需消费品分销和零售</w:t>
             </w:r>
           </w:p>
         </w:tc>
@@ -2870,7 +2854,7 @@
                 <w:color w:val="1A1A1A"/>
                 <w:sz w:val="18"/>
               </w:rPr>
-              <w:t>+0.27%</w:t>
+              <w:t>-1.19%</w:t>
             </w:r>
           </w:p>
         </w:tc>
@@ -2889,7 +2873,7 @@
                 <w:rFonts w:ascii="Microsoft YaHei" w:hAnsi="Microsoft YaHei"/>
                 <w:sz w:val="18"/>
               </w:rPr>
-              <w:t>82/550</w:t>
+              <w:t>4/68</w:t>
             </w:r>
           </w:p>
         </w:tc>
@@ -2908,7 +2892,7 @@
                 <w:rFonts w:ascii="Microsoft YaHei" w:hAnsi="Microsoft YaHei"/>
                 <w:sz w:val="18"/>
               </w:rPr>
-              <w:t>领跑成分股</w:t>
+              <w:t>明显强于板块</w:t>
             </w:r>
           </w:p>
         </w:tc>
@@ -2928,7 +2912,27 @@
                 <w:rFonts w:ascii="Microsoft YaHei" w:hAnsi="Microsoft YaHei"/>
                 <w:sz w:val="18"/>
               </w:rPr>
-              <w:t>融资融券</w:t>
+              <w:t>页岩气</w:t>
+            </w:r>
+          </w:p>
+        </w:tc>
+        <w:tc>
+          <w:tcPr>
+            <w:tcW w:type="dxa" w:w="2266"/>
+          </w:tcPr>
+          <w:p>
+            <w:pPr>
+              <w:spacing w:before="40" w:after="40" w:line="288" w:lineRule="auto"/>
+            </w:pPr>
+            <w:r/>
+            <w:r>
+              <w:rPr>
+                <w:rFonts w:ascii="Microsoft YaHei" w:hAnsi="Microsoft YaHei"/>
+                <w:b/>
+                <w:color w:val="1A1A1A"/>
+                <w:sz w:val="18"/>
+              </w:rPr>
+              <w:t>+0.99%</w:t>
             </w:r>
           </w:p>
         </w:tc>
@@ -2946,7 +2950,7 @@
                 <w:rFonts w:ascii="Microsoft YaHei" w:hAnsi="Microsoft YaHei"/>
                 <w:sz w:val="18"/>
               </w:rPr>
-              <w:t>-1.92%</w:t>
+              <w:t>12/47</w:t>
             </w:r>
           </w:p>
         </w:tc>
@@ -2964,25 +2968,7 @@
                 <w:rFonts w:ascii="Microsoft YaHei" w:hAnsi="Microsoft YaHei"/>
                 <w:sz w:val="18"/>
               </w:rPr>
-              <w:t>260/3516</w:t>
-            </w:r>
-          </w:p>
-        </w:tc>
-        <w:tc>
-          <w:tcPr>
-            <w:tcW w:type="dxa" w:w="2266"/>
-          </w:tcPr>
-          <w:p>
-            <w:pPr>
-              <w:spacing w:before="40" w:after="40" w:line="288" w:lineRule="auto"/>
-            </w:pPr>
-            <w:r/>
-            <w:r>
-              <w:rPr>
-                <w:rFonts w:ascii="Microsoft YaHei" w:hAnsi="Microsoft YaHei"/>
-                <w:sz w:val="18"/>
-              </w:rPr>
-              <w:t>偏强</w:t>
+              <w:t>板块中偏上</w:t>
             </w:r>
           </w:p>
         </w:tc>
@@ -3020,6 +3006,8 @@
             <w:r>
               <w:rPr>
                 <w:rFonts w:ascii="Microsoft YaHei" w:hAnsi="Microsoft YaHei"/>
+                <w:b/>
+                <w:color w:val="1A1A1A"/>
                 <w:sz w:val="18"/>
               </w:rPr>
               <w:t>-1.87%</w:t>
@@ -3060,81 +3048,7 @@
                 <w:rFonts w:ascii="Microsoft YaHei" w:hAnsi="Microsoft YaHei"/>
                 <w:sz w:val="18"/>
               </w:rPr>
-              <w:t>偏强</w:t>
-            </w:r>
-          </w:p>
-        </w:tc>
-      </w:tr>
-      <w:tr>
-        <w:tc>
-          <w:tcPr>
-            <w:tcW w:type="dxa" w:w="2266"/>
-          </w:tcPr>
-          <w:p>
-            <w:pPr>
-              <w:spacing w:before="40" w:after="40" w:line="288" w:lineRule="auto"/>
-            </w:pPr>
-            <w:r/>
-            <w:r>
-              <w:rPr>
-                <w:rFonts w:ascii="Microsoft YaHei" w:hAnsi="Microsoft YaHei"/>
-                <w:sz w:val="18"/>
-              </w:rPr>
-              <w:t>页岩气</w:t>
-            </w:r>
-          </w:p>
-        </w:tc>
-        <w:tc>
-          <w:tcPr>
-            <w:tcW w:type="dxa" w:w="2266"/>
-          </w:tcPr>
-          <w:p>
-            <w:pPr>
-              <w:spacing w:before="40" w:after="40" w:line="288" w:lineRule="auto"/>
-            </w:pPr>
-            <w:r/>
-            <w:r>
-              <w:rPr>
-                <w:rFonts w:ascii="Microsoft YaHei" w:hAnsi="Microsoft YaHei"/>
-                <w:sz w:val="18"/>
-              </w:rPr>
-              <w:t>+0.99%</w:t>
-            </w:r>
-          </w:p>
-        </w:tc>
-        <w:tc>
-          <w:tcPr>
-            <w:tcW w:type="dxa" w:w="2266"/>
-          </w:tcPr>
-          <w:p>
-            <w:pPr>
-              <w:spacing w:before="40" w:after="40" w:line="288" w:lineRule="auto"/>
-            </w:pPr>
-            <w:r/>
-            <w:r>
-              <w:rPr>
-                <w:rFonts w:ascii="Microsoft YaHei" w:hAnsi="Microsoft YaHei"/>
-                <w:sz w:val="18"/>
-              </w:rPr>
-              <w:t>12/47</w:t>
-            </w:r>
-          </w:p>
-        </w:tc>
-        <w:tc>
-          <w:tcPr>
-            <w:tcW w:type="dxa" w:w="2266"/>
-          </w:tcPr>
-          <w:p>
-            <w:pPr>
-              <w:spacing w:before="40" w:after="40" w:line="288" w:lineRule="auto"/>
-            </w:pPr>
-            <w:r/>
-            <w:r>
-              <w:rPr>
-                <w:rFonts w:ascii="Microsoft YaHei" w:hAnsi="Microsoft YaHei"/>
-                <w:sz w:val="18"/>
-              </w:rPr>
-              <w:t>偏强</w:t>
+              <w:t>板块弱势中表现突出</w:t>
             </w:r>
           </w:p>
         </w:tc>
@@ -3146,49 +3060,7 @@
         <w:rPr>
           <w:rFonts w:ascii="Microsoft YaHei" w:hAnsi="Microsoft YaHei"/>
         </w:rPr>
-        <w:t xml:space="preserve">在多品类零售板块整体小幅下跌（-0.51%）的背景下，辽宁成大逆势大涨 </w:t>
-      </w:r>
-      <w:r>
-        <w:rPr>
-          <w:rFonts w:ascii="Microsoft YaHei" w:hAnsi="Microsoft YaHei"/>
-          <w:b/>
-          <w:color w:val="1A1A1A"/>
-        </w:rPr>
-        <w:t>+4.36%</w:t>
-      </w:r>
-      <w:r>
-        <w:rPr>
-          <w:rFonts w:ascii="Microsoft YaHei" w:hAnsi="Microsoft YaHei"/>
-        </w:rPr>
-        <w:t xml:space="preserve">，成为板块内 </w:t>
-      </w:r>
-      <w:r>
-        <w:rPr>
-          <w:rFonts w:ascii="Microsoft YaHei" w:hAnsi="Microsoft YaHei"/>
-          <w:b/>
-          <w:color w:val="1A1A1A"/>
-        </w:rPr>
-        <w:t>涨幅第二</w:t>
-      </w:r>
-      <w:r>
-        <w:rPr>
-          <w:rFonts w:ascii="Microsoft YaHei" w:hAnsi="Microsoft YaHei"/>
-        </w:rPr>
-        <w:t xml:space="preserve"> 的个股，说明其上涨不仅仅是板块情绪带动，更有 </w:t>
-      </w:r>
-      <w:r>
-        <w:rPr>
-          <w:rFonts w:ascii="Microsoft YaHei" w:hAnsi="Microsoft YaHei"/>
-          <w:b/>
-          <w:color w:val="1A1A1A"/>
-        </w:rPr>
-        <w:t>个股自身驱动逻辑</w:t>
-      </w:r>
-      <w:r>
-        <w:rPr>
-          <w:rFonts w:ascii="Microsoft YaHei" w:hAnsi="Microsoft YaHei"/>
-        </w:rPr>
-        <w:t>（估值修复 + 资金回补）。</w:t>
+        <w:t>辽宁成大多个板块排名均处于前列，尤其是在零售板块中表现亮眼。值得注意的是，虽然零售和创投板块整体走势偏弱（分别-0.51%和-1.87%），但辽宁成大逆势走强，显示个股独立上涨逻辑较强，而非单纯跟随板块情绪。</w:t>
       </w:r>
     </w:p>
     <w:p>
@@ -3220,36 +3092,32 @@
       <w:r>
         <w:rPr>
           <w:rFonts w:ascii="Microsoft YaHei" w:hAnsi="Microsoft YaHei"/>
+          <w:b/>
+          <w:color w:val="1A1A1A"/>
         </w:rPr>
-        <w:t xml:space="preserve">辽宁成大今日午间收涨 </w:t>
+        <w:t>主力观点</w:t>
       </w:r>
+      <w:r>
+        <w:rPr>
+          <w:rFonts w:ascii="Microsoft YaHei" w:hAnsi="Microsoft YaHei"/>
+        </w:rPr>
+        <w:t>：偏多</w:t>
+      </w:r>
+    </w:p>
+    <w:p>
       <w:r>
         <w:rPr>
           <w:rFonts w:ascii="Microsoft YaHei" w:hAnsi="Microsoft YaHei"/>
           <w:b/>
           <w:color w:val="1A1A1A"/>
         </w:rPr>
-        <w:t>+4.36%</w:t>
+        <w:t>核心逻辑</w:t>
       </w:r>
       <w:r>
         <w:rPr>
           <w:rFonts w:ascii="Microsoft YaHei" w:hAnsi="Microsoft YaHei"/>
         </w:rPr>
-        <w:t xml:space="preserve">，报 </w:t>
-      </w:r>
-      <w:r>
-        <w:rPr>
-          <w:rFonts w:ascii="Microsoft YaHei" w:hAnsi="Microsoft YaHei"/>
-          <w:b/>
-          <w:color w:val="1A1A1A"/>
-        </w:rPr>
-        <w:t>11.00 元</w:t>
-      </w:r>
-      <w:r>
-        <w:rPr>
-          <w:rFonts w:ascii="Microsoft YaHei" w:hAnsi="Microsoft YaHei"/>
-        </w:rPr>
-        <w:t>，呈现以下核心特征：</w:t>
+        <w:t>：</w:t>
       </w:r>
     </w:p>
     <w:p>
@@ -3262,13 +3130,13 @@
           <w:b/>
           <w:color w:val="1A1A1A"/>
         </w:rPr>
-        <w:t>放量突破</w:t>
+        <w:t>量价配合良好</w:t>
       </w:r>
       <w:r>
         <w:rPr>
           <w:rFonts w:ascii="Microsoft YaHei" w:hAnsi="Microsoft YaHei"/>
         </w:rPr>
-        <w:t xml:space="preserve">：半日换手率 1.95% 已达上一交易日全日的 </w:t>
+        <w:t>：半日换手率1.95%较昨日全日放量近</w:t>
       </w:r>
       <w:r>
         <w:rPr>
@@ -3276,13 +3144,13 @@
           <w:b/>
           <w:color w:val="1A1A1A"/>
         </w:rPr>
-        <w:t>1.93 倍</w:t>
+        <w:t>2倍</w:t>
       </w:r>
       <w:r>
         <w:rPr>
           <w:rFonts w:ascii="Microsoft YaHei" w:hAnsi="Microsoft YaHei"/>
         </w:rPr>
-        <w:t>，量比 1.35，"量在价先"的突破信号清晰。</w:t>
+        <w:t>，资金介入意愿强烈，属于典型的放量突破走势。</w:t>
       </w:r>
     </w:p>
     <w:p>
@@ -3295,13 +3163,13 @@
           <w:b/>
           <w:color w:val="1A1A1A"/>
         </w:rPr>
-        <w:t>资金坚定做多</w:t>
+        <w:t>资金面强势</w:t>
       </w:r>
       <w:r>
         <w:rPr>
           <w:rFonts w:ascii="Microsoft YaHei" w:hAnsi="Microsoft YaHei"/>
         </w:rPr>
-        <w:t xml:space="preserve">：逐分钟统计净流入 </w:t>
+        <w:t>：今日半日净流入</w:t>
       </w:r>
       <w:r>
         <w:rPr>
@@ -3309,13 +3177,13 @@
           <w:b/>
           <w:color w:val="1A1A1A"/>
         </w:rPr>
-        <w:t>3,486 万元</w:t>
+        <w:t>6,300万元</w:t>
       </w:r>
       <w:r>
         <w:rPr>
           <w:rFonts w:ascii="Microsoft YaHei" w:hAnsi="Microsoft YaHei"/>
         </w:rPr>
-        <w:t xml:space="preserve">，流入分钟占比 65%，最大单分钟流入量是流出的 </w:t>
+        <w:t>，叠加昨日全线净流入</w:t>
       </w:r>
       <w:r>
         <w:rPr>
@@ -3323,13 +3191,13 @@
           <w:b/>
           <w:color w:val="1A1A1A"/>
         </w:rPr>
-        <w:t>8.8 倍</w:t>
+        <w:t>6,359万元</w:t>
       </w:r>
       <w:r>
         <w:rPr>
           <w:rFonts w:ascii="Microsoft YaHei" w:hAnsi="Microsoft YaHei"/>
         </w:rPr>
-        <w:t>，主力资金态度明确。</w:t>
+        <w:t>，连续两日主力资金大举建仓，进攻意图明确。</w:t>
       </w:r>
     </w:p>
     <w:p>
@@ -3342,13 +3210,13 @@
           <w:b/>
           <w:color w:val="1A1A1A"/>
         </w:rPr>
-        <w:t>估值极具安全垫</w:t>
+        <w:t>估值安全边际充足</w:t>
       </w:r>
       <w:r>
         <w:rPr>
           <w:rFonts w:ascii="Microsoft YaHei" w:hAnsi="Microsoft YaHei"/>
         </w:rPr>
-        <w:t xml:space="preserve">：动态 PE </w:t>
+        <w:t>：动态PE仅</w:t>
       </w:r>
       <w:r>
         <w:rPr>
@@ -3356,13 +3224,13 @@
           <w:b/>
           <w:color w:val="1A1A1A"/>
         </w:rPr>
-        <w:t>7.6 倍</w:t>
+        <w:t>7.6倍</w:t>
       </w:r>
       <w:r>
         <w:rPr>
           <w:rFonts w:ascii="Microsoft YaHei" w:hAnsi="Microsoft YaHei"/>
         </w:rPr>
-        <w:t xml:space="preserve">、PB </w:t>
+        <w:t>、PB仅</w:t>
       </w:r>
       <w:r>
         <w:rPr>
@@ -3370,13 +3238,13 @@
           <w:b/>
           <w:color w:val="1A1A1A"/>
         </w:rPr>
-        <w:t>0.57 倍（破净）</w:t>
+        <w:t>0.57倍</w:t>
       </w:r>
       <w:r>
         <w:rPr>
           <w:rFonts w:ascii="Microsoft YaHei" w:hAnsi="Microsoft YaHei"/>
         </w:rPr>
-        <w:t>，在一轮上涨启动前估值处于历史极端低位，为反弹提供充足空间。</w:t>
+        <w:t>，在A股市场中属于低估值标的，具备估值修复空间。</w:t>
       </w:r>
     </w:p>
     <w:p>
@@ -3389,13 +3257,13 @@
           <w:b/>
           <w:color w:val="1A1A1A"/>
         </w:rPr>
-        <w:t>技术面进入强势区域</w:t>
+        <w:t>技术形态偏多</w:t>
       </w:r>
       <w:r>
         <w:rPr>
           <w:rFonts w:ascii="Microsoft YaHei" w:hAnsi="Microsoft YaHei"/>
         </w:rPr>
-        <w:t xml:space="preserve">：价格站稳 MA5/MA10/MA20 三线之上，紧贴布林上轨（11.14 元），若午后能放量突破 </w:t>
+        <w:t>：股价站稳三条短期均线，逼近布林上轨，若午后有效突破</w:t>
       </w:r>
       <w:r>
         <w:rPr>
@@ -3403,13 +3271,13 @@
           <w:b/>
           <w:color w:val="1A1A1A"/>
         </w:rPr>
-        <w:t>11.14 元</w:t>
+        <w:t>11.14元</w:t>
       </w:r>
       <w:r>
         <w:rPr>
           <w:rFonts w:ascii="Microsoft YaHei" w:hAnsi="Microsoft YaHei"/>
         </w:rPr>
-        <w:t>，则上行空间进一步打开。</w:t>
+        <w:t>将打开上行空间。</w:t>
       </w:r>
     </w:p>
     <w:p>
@@ -3422,13 +3290,13 @@
           <w:b/>
           <w:color w:val="1A1A1A"/>
         </w:rPr>
-        <w:t>催化剂共振</w:t>
+        <w:t>政策催化</w:t>
       </w:r>
       <w:r>
         <w:rPr>
           <w:rFonts w:ascii="Microsoft YaHei" w:hAnsi="Microsoft YaHei"/>
         </w:rPr>
-        <w:t>：上海国际消费中心城市建设政策 + 全市场情绪回暖 + 商业零售板块走强，三重催化剂叠加。</w:t>
+        <w:t>：上海国际消费中心城市建设政策利好零售板块，公司作为多品类零售龙头直接受益。</w:t>
       </w:r>
     </w:p>
     <w:p>
@@ -3438,7 +3306,7 @@
           <w:b/>
           <w:color w:val="1A1A1A"/>
         </w:rPr>
-        <w:t>午后关注要点</w:t>
+        <w:t>风险提示</w:t>
       </w:r>
       <w:r>
         <w:rPr>
@@ -3454,16 +3322,22 @@
       <w:r>
         <w:rPr>
           <w:rFonts w:ascii="Microsoft YaHei" w:hAnsi="Microsoft YaHei"/>
+        </w:rPr>
+        <w:t>股价已接近布林上轨</w:t>
+      </w:r>
+      <w:r>
+        <w:rPr>
+          <w:rFonts w:ascii="Microsoft YaHei" w:hAnsi="Microsoft YaHei"/>
           <w:b/>
           <w:color w:val="1A1A1A"/>
         </w:rPr>
-        <w:t>上轨压力</w:t>
+        <w:t>11.14元</w:t>
       </w:r>
       <w:r>
         <w:rPr>
           <w:rFonts w:ascii="Microsoft YaHei" w:hAnsi="Microsoft YaHei"/>
         </w:rPr>
-        <w:t>：11.14 元（布林上轨）能否突破并站稳</w:t>
+        <w:t>，短线存在技术性回调压力</w:t>
       </w:r>
     </w:p>
     <w:p>
@@ -3473,16 +3347,22 @@
       <w:r>
         <w:rPr>
           <w:rFonts w:ascii="Microsoft YaHei" w:hAnsi="Microsoft YaHei"/>
+        </w:rPr>
+        <w:t>需关注午后能否站稳11元关口，若冲高回落则可能回踩</w:t>
+      </w:r>
+      <w:r>
+        <w:rPr>
+          <w:rFonts w:ascii="Microsoft YaHei" w:hAnsi="Microsoft YaHei"/>
           <w:b/>
           <w:color w:val="1A1A1A"/>
         </w:rPr>
-        <w:t>量能持续性</w:t>
+        <w:t>10.70-10.82元</w:t>
       </w:r>
       <w:r>
         <w:rPr>
           <w:rFonts w:ascii="Microsoft YaHei" w:hAnsi="Microsoft YaHei"/>
         </w:rPr>
-        <w:t>：午后成交是否维持早盘水平</w:t>
+        <w:t>（MA10-MA5区间）</w:t>
       </w:r>
     </w:p>
     <w:p>
@@ -3492,32 +3372,8 @@
       <w:r>
         <w:rPr>
           <w:rFonts w:ascii="Microsoft YaHei" w:hAnsi="Microsoft YaHei"/>
-          <w:b/>
-          <w:color w:val="1A1A1A"/>
         </w:rPr>
-        <w:t>整数关口</w:t>
-      </w:r>
-      <w:r>
-        <w:rPr>
-          <w:rFonts w:ascii="Microsoft YaHei" w:hAnsi="Microsoft YaHei"/>
-        </w:rPr>
-        <w:t>：11.00 元能否转化为有效支撑</w:t>
-      </w:r>
-    </w:p>
-    <w:p>
-      <w:r>
-        <w:rPr>
-          <w:rFonts w:ascii="Microsoft YaHei" w:hAnsi="Microsoft YaHei"/>
-          <w:b/>
-          <w:color w:val="1A1A1A"/>
-        </w:rPr>
-        <w:t>风险提示</w:t>
-      </w:r>
-      <w:r>
-        <w:rPr>
-          <w:rFonts w:ascii="Microsoft YaHei" w:hAnsi="Microsoft YaHei"/>
-        </w:rPr>
-        <w:t>：当前价格距布林上轨仅 1.3%，短期存在技术性回调压力；融资余额连续小幅缩减，部分资金存在短线兑现意愿。投资者应注意仓位管理，切勿追高。</w:t>
+        <w:t>融资余额近期小幅回落，杠杆资金态度仍需观察</w:t>
       </w:r>
     </w:p>
     <w:p>
@@ -3525,7 +3381,21 @@
         <w:rPr>
           <w:rFonts w:ascii="Microsoft YaHei" w:hAnsi="Microsoft YaHei"/>
         </w:rPr>
-        <w:t>&gt; 以上分析基于公开数据，不构成投资建议。股市有风险，投资需谨慎。</w:t>
+        <w:t xml:space="preserve">&gt; </w:t>
+      </w:r>
+      <w:r>
+        <w:rPr>
+          <w:rFonts w:ascii="Microsoft YaHei" w:hAnsi="Microsoft YaHei"/>
+          <w:b/>
+          <w:color w:val="1A1A1A"/>
+        </w:rPr>
+        <w:t>免责声明</w:t>
+      </w:r>
+      <w:r>
+        <w:rPr>
+          <w:rFonts w:ascii="Microsoft YaHei" w:hAnsi="Microsoft YaHei"/>
+        </w:rPr>
+        <w:t>：本报告基于公开数据整理分析，仅供参考，不构成任何投资建议。股市有风险，投资需谨慎。</w:t>
       </w:r>
     </w:p>
     <w:sectPr>
